--- a/Especificação Funcional - FIN 10800_FI06739_009.docx
+++ b/Especificação Funcional - FIN 10800_FI06739_009.docx
@@ -1,6 +1,6 @@
 
 <file path=word/document.xml><?xml version="1.0" encoding="utf-8"?>
-<w:document xmlns:wpc="http://schemas.microsoft.com/office/word/2010/wordprocessingCanvas" xmlns:cx="http://schemas.microsoft.com/office/drawing/2014/chartex" xmlns:cx1="http://schemas.microsoft.com/office/drawing/2015/9/8/chartex" xmlns:cx2="http://schemas.microsoft.com/office/drawing/2015/10/21/chartex" xmlns:cx3="http://schemas.microsoft.com/office/drawing/2016/5/9/chartex" xmlns:cx4="http://schemas.microsoft.com/office/drawing/2016/5/10/chartex" xmlns:cx5="http://schemas.microsoft.com/office/drawing/2016/5/11/chartex" xmlns:cx6="http://schemas.microsoft.com/office/drawing/2016/5/12/chartex" xmlns:cx7="http://schemas.microsoft.com/office/drawing/2016/5/13/chartex" xmlns:cx8="http://schemas.microsoft.com/office/drawing/2016/5/14/chartex" xmlns:mc="http://schemas.openxmlformats.org/markup-compatibility/2006" xmlns:aink="http://schemas.microsoft.com/office/drawing/2016/ink" xmlns:am3d="http://schemas.microsoft.com/office/drawing/2017/model3d" xmlns:o="urn:schemas-microsoft-com:office:office" xmlns:oel="http://schemas.microsoft.com/office/2019/extlst" xmlns:r="http://schemas.openxmlformats.org/officeDocument/2006/relationships" xmlns:m="http://schemas.openxmlformats.org/officeDocument/2006/math" xmlns:v="urn:schemas-microsoft-com:vml" xmlns:wp14="http://schemas.microsoft.com/office/word/2010/wordprocessingDrawing" xmlns:wp="http://schemas.openxmlformats.org/drawingml/2006/wordprocessingDrawing" xmlns:w10="urn:schemas-microsoft-com:office:word" xmlns:w="http://schemas.openxmlformats.org/wordprocessingml/2006/main" xmlns:w14="http://schemas.microsoft.com/office/word/2010/wordml" xmlns:w15="http://schemas.microsoft.com/office/word/2012/wordml" xmlns:w16cex="http://schemas.microsoft.com/office/word/2018/wordml/cex" xmlns:w16cid="http://schemas.microsoft.com/office/word/2016/wordml/cid" xmlns:w16="http://schemas.microsoft.com/office/word/2018/wordml" xmlns:w16sdtdh="http://schemas.microsoft.com/office/word/2020/wordml/sdtdatahash" xmlns:w16se="http://schemas.microsoft.com/office/word/2015/wordml/symex" xmlns:wpg="http://schemas.microsoft.com/office/word/2010/wordprocessingGroup" xmlns:wpi="http://schemas.microsoft.com/office/word/2010/wordprocessingInk" xmlns:wne="http://schemas.microsoft.com/office/word/2006/wordml" xmlns:wps="http://schemas.microsoft.com/office/word/2010/wordprocessingShape" mc:Ignorable="w14 w15 w16se w16cid w16 w16cex w16sdtdh wp14">
+<w:document xmlns:wpc="http://schemas.microsoft.com/office/word/2010/wordprocessingCanvas" xmlns:cx="http://schemas.microsoft.com/office/drawing/2014/chartex" xmlns:cx1="http://schemas.microsoft.com/office/drawing/2015/9/8/chartex" xmlns:cx2="http://schemas.microsoft.com/office/drawing/2015/10/21/chartex" xmlns:cx3="http://schemas.microsoft.com/office/drawing/2016/5/9/chartex" xmlns:cx4="http://schemas.microsoft.com/office/drawing/2016/5/10/chartex" xmlns:cx5="http://schemas.microsoft.com/office/drawing/2016/5/11/chartex" xmlns:cx6="http://schemas.microsoft.com/office/drawing/2016/5/12/chartex" xmlns:cx7="http://schemas.microsoft.com/office/drawing/2016/5/13/chartex" xmlns:cx8="http://schemas.microsoft.com/office/drawing/2016/5/14/chartex" xmlns:mc="http://schemas.openxmlformats.org/markup-compatibility/2006" xmlns:aink="http://schemas.microsoft.com/office/drawing/2016/ink" xmlns:am3d="http://schemas.microsoft.com/office/drawing/2017/model3d" xmlns:o="urn:schemas-microsoft-com:office:office" xmlns:oel="http://schemas.microsoft.com/office/2019/extlst" xmlns:r="http://schemas.openxmlformats.org/officeDocument/2006/relationships" xmlns:m="http://schemas.openxmlformats.org/officeDocument/2006/math" xmlns:v="urn:schemas-microsoft-com:vml" xmlns:wp14="http://schemas.microsoft.com/office/word/2010/wordprocessingDrawing" xmlns:wp="http://schemas.openxmlformats.org/drawingml/2006/wordprocessingDrawing" xmlns:w10="urn:schemas-microsoft-com:office:word" xmlns:w="http://schemas.openxmlformats.org/wordprocessingml/2006/main" xmlns:w14="http://schemas.microsoft.com/office/word/2010/wordml" xmlns:w15="http://schemas.microsoft.com/office/word/2012/wordml" xmlns:w16cex="http://schemas.microsoft.com/office/word/2018/wordml/cex" xmlns:w16cid="http://schemas.microsoft.com/office/word/2016/wordml/cid" xmlns:w16="http://schemas.microsoft.com/office/word/2018/wordml" xmlns:w16du="http://schemas.microsoft.com/office/word/2023/wordml/word16du" xmlns:w16sdtdh="http://schemas.microsoft.com/office/word/2020/wordml/sdtdatahash" xmlns:w16sdtfl="http://schemas.microsoft.com/office/word/2024/wordml/sdtformatlock" xmlns:w16se="http://schemas.microsoft.com/office/word/2015/wordml/symex" xmlns:wpg="http://schemas.microsoft.com/office/word/2010/wordprocessingGroup" xmlns:wpi="http://schemas.microsoft.com/office/word/2010/wordprocessingInk" xmlns:wne="http://schemas.microsoft.com/office/word/2006/wordml" xmlns:wps="http://schemas.microsoft.com/office/word/2010/wordprocessingShape" mc:Ignorable="w14 w15 w16se w16cid w16 w16cex w16sdtdh w16sdtfl w16du wp14">
   <w:body>
     <w:tbl>
       <w:tblPr>
@@ -2235,7 +2235,35 @@
         <w:rPr>
           <w:color w:val="0000FF"/>
         </w:rPr>
-        <w:t xml:space="preserve">Criar nova condição pgto para cliente Vibra descrição: </w:t>
+        <w:t xml:space="preserve">Criar nova condição </w:t>
+      </w:r>
+      <w:proofErr w:type="spellStart"/>
+      <w:r>
+        <w:rPr>
+          <w:color w:val="0000FF"/>
+        </w:rPr>
+        <w:t>pgto</w:t>
+      </w:r>
+      <w:proofErr w:type="spellEnd"/>
+      <w:r>
+        <w:rPr>
+          <w:color w:val="0000FF"/>
+        </w:rPr>
+        <w:t xml:space="preserve"> para </w:t>
+      </w:r>
+      <w:proofErr w:type="gramStart"/>
+      <w:r>
+        <w:rPr>
+          <w:color w:val="0000FF"/>
+        </w:rPr>
+        <w:t>cliente Vibra</w:t>
+      </w:r>
+      <w:proofErr w:type="gramEnd"/>
+      <w:r>
+        <w:rPr>
+          <w:color w:val="0000FF"/>
+        </w:rPr>
+        <w:t xml:space="preserve"> descrição: </w:t>
       </w:r>
     </w:p>
     <w:p>
@@ -2801,7 +2829,21 @@
         <w:rPr>
           <w:color w:val="0000FF"/>
         </w:rPr>
-        <w:t xml:space="preserve"> fatuamento e o vencimento será </w:t>
+        <w:t xml:space="preserve"> </w:t>
+      </w:r>
+      <w:proofErr w:type="spellStart"/>
+      <w:r>
+        <w:rPr>
+          <w:color w:val="0000FF"/>
+        </w:rPr>
+        <w:t>fatuamento</w:t>
+      </w:r>
+      <w:proofErr w:type="spellEnd"/>
+      <w:r>
+        <w:rPr>
+          <w:color w:val="0000FF"/>
+        </w:rPr>
+        <w:t xml:space="preserve"> e o vencimento será </w:t>
       </w:r>
       <w:r>
         <w:rPr>
@@ -3015,6 +3057,9 @@
         <w:spacing w:before="120"/>
       </w:pPr>
       <w:r>
+        <w:rPr>
+          <w:noProof/>
+        </w:rPr>
         <w:drawing>
           <wp:inline distT="0" distB="0" distL="0" distR="0" wp14:anchorId="492AE457" wp14:editId="30E4A6B1">
             <wp:extent cx="6053884" cy="4686300"/>
@@ -3103,6 +3148,9 @@
         <w:ind w:left="567"/>
       </w:pPr>
       <w:r>
+        <w:rPr>
+          <w:noProof/>
+        </w:rPr>
         <w:drawing>
           <wp:inline distT="0" distB="0" distL="0" distR="0" wp14:anchorId="622E05AA" wp14:editId="1A9C38AE">
             <wp:extent cx="4244708" cy="1333616"/>
@@ -3207,7 +3255,21 @@
         <w:rPr>
           <w:color w:val="0000FF"/>
         </w:rPr>
-        <w:t>, na função Y_SFI_DATA_VENCIMENTO. Criando o perform Y0</w:t>
+        <w:t xml:space="preserve">, na função Y_SFI_DATA_VENCIMENTO. Criando o </w:t>
+      </w:r>
+      <w:proofErr w:type="spellStart"/>
+      <w:r>
+        <w:rPr>
+          <w:color w:val="0000FF"/>
+        </w:rPr>
+        <w:t>perform</w:t>
+      </w:r>
+      <w:proofErr w:type="spellEnd"/>
+      <w:r>
+        <w:rPr>
+          <w:color w:val="0000FF"/>
+        </w:rPr>
+        <w:t xml:space="preserve"> Y0</w:t>
       </w:r>
       <w:r>
         <w:rPr>
@@ -3261,7 +3323,21 @@
         <w:rPr>
           <w:color w:val="0000FF"/>
         </w:rPr>
-        <w:t>Dentro do form, deverá ser criado o seguinte cálculo:</w:t>
+        <w:t xml:space="preserve">Dentro do </w:t>
+      </w:r>
+      <w:proofErr w:type="spellStart"/>
+      <w:r>
+        <w:rPr>
+          <w:color w:val="0000FF"/>
+        </w:rPr>
+        <w:t>form</w:t>
+      </w:r>
+      <w:proofErr w:type="spellEnd"/>
+      <w:r>
+        <w:rPr>
+          <w:color w:val="0000FF"/>
+        </w:rPr>
+        <w:t>, deverá ser criado o seguinte cálculo:</w:t>
       </w:r>
     </w:p>
     <w:p>
@@ -3420,6 +3496,7 @@
       </w:pPr>
       <w:r>
         <w:rPr>
+          <w:noProof/>
           <w:color w:val="0000FF"/>
         </w:rPr>
         <w:drawing>
@@ -3837,12 +3914,21 @@
               </w:rPr>
               <w:t xml:space="preserve"> gerado com vencimento para </w:t>
             </w:r>
+            <w:proofErr w:type="spellStart"/>
             <w:r>
               <w:rPr>
                 <w:color w:val="0000FF"/>
                 <w:lang w:eastAsia="en-US"/>
               </w:rPr>
-              <w:t>seegunda feira</w:t>
+              <w:t>seegunda</w:t>
+            </w:r>
+            <w:proofErr w:type="spellEnd"/>
+            <w:r>
+              <w:rPr>
+                <w:color w:val="0000FF"/>
+                <w:lang w:eastAsia="en-US"/>
+              </w:rPr>
+              <w:t xml:space="preserve"> feira</w:t>
             </w:r>
             <w:r>
               <w:rPr>
@@ -4621,6 +4707,104 @@
     </w:p>
     <w:p>
       <w:pPr>
+        <w:suppressAutoHyphens w:val="0"/>
+        <w:autoSpaceDE w:val="0"/>
+        <w:autoSpaceDN w:val="0"/>
+        <w:adjustRightInd w:val="0"/>
+        <w:ind w:left="360"/>
+        <w:jc w:val="both"/>
+        <w:rPr>
+          <w:color w:val="0000FF"/>
+        </w:rPr>
+      </w:pPr>
+      <w:r>
+        <w:rPr>
+          <w:color w:val="0000FF"/>
+        </w:rPr>
+        <w:t xml:space="preserve">Inclusão da condição de pagamento Y061, na função Y_SFI_DATA_VENCIMENTO. Criando o </w:t>
+      </w:r>
+      <w:proofErr w:type="spellStart"/>
+      <w:r>
+        <w:rPr>
+          <w:color w:val="0000FF"/>
+        </w:rPr>
+        <w:t>perform</w:t>
+      </w:r>
+      <w:proofErr w:type="spellEnd"/>
+      <w:r>
+        <w:rPr>
+          <w:color w:val="0000FF"/>
+        </w:rPr>
+        <w:t xml:space="preserve"> Y061, PERFORM ys_y061, seguindo o modelo dos já existentes.</w:t>
+      </w:r>
+    </w:p>
+    <w:p>
+      <w:pPr>
+        <w:suppressAutoHyphens w:val="0"/>
+        <w:autoSpaceDE w:val="0"/>
+        <w:autoSpaceDN w:val="0"/>
+        <w:adjustRightInd w:val="0"/>
+        <w:ind w:left="360"/>
+        <w:jc w:val="both"/>
+        <w:rPr>
+          <w:color w:val="0000FF"/>
+        </w:rPr>
+      </w:pPr>
+      <w:r>
+        <w:rPr>
+          <w:color w:val="0000FF"/>
+        </w:rPr>
+        <w:t xml:space="preserve">Dentro do </w:t>
+      </w:r>
+      <w:proofErr w:type="spellStart"/>
+      <w:r>
+        <w:rPr>
+          <w:color w:val="0000FF"/>
+        </w:rPr>
+        <w:t>form</w:t>
+      </w:r>
+      <w:proofErr w:type="spellEnd"/>
+      <w:r>
+        <w:rPr>
+          <w:color w:val="0000FF"/>
+        </w:rPr>
+        <w:t>, deverá ser criado o seguinte cálculo:</w:t>
+      </w:r>
+    </w:p>
+    <w:p>
+      <w:pPr>
+        <w:suppressAutoHyphens w:val="0"/>
+        <w:autoSpaceDE w:val="0"/>
+        <w:autoSpaceDN w:val="0"/>
+        <w:adjustRightInd w:val="0"/>
+        <w:ind w:left="360"/>
+        <w:jc w:val="both"/>
+        <w:rPr>
+          <w:color w:val="0000FF"/>
+        </w:rPr>
+      </w:pPr>
+    </w:p>
+    <w:p>
+      <w:pPr>
+        <w:suppressAutoHyphens w:val="0"/>
+        <w:autoSpaceDE w:val="0"/>
+        <w:autoSpaceDN w:val="0"/>
+        <w:adjustRightInd w:val="0"/>
+        <w:ind w:left="360"/>
+        <w:jc w:val="both"/>
+        <w:rPr>
+          <w:color w:val="0000FF"/>
+        </w:rPr>
+      </w:pPr>
+      <w:r>
+        <w:rPr>
+          <w:color w:val="0000FF"/>
+        </w:rPr>
+        <w:t>O vencimento será calculado com 17 dias a partir do faturamento, a data após os 17 dias, o vencimento será sempre a terça feira ou sexta feira da data definida, conforme exemplos abaixo.</w:t>
+      </w:r>
+    </w:p>
+    <w:p>
+      <w:pPr>
         <w:spacing w:before="240" w:after="240"/>
         <w:ind w:left="1110"/>
         <w:rPr>
@@ -4901,6 +5085,12 @@
                 <w:szCs w:val="18"/>
               </w:rPr>
             </w:pPr>
+            <w:r>
+              <w:rPr>
+                <w:color w:val="0000FF"/>
+              </w:rPr>
+              <w:t>Y_SFI_DATA_VENCIMENTO</w:t>
+            </w:r>
           </w:p>
         </w:tc>
         <w:tc>
@@ -5065,6 +5255,1759 @@
         </w:rPr>
       </w:pPr>
     </w:p>
+    <w:p>
+      <w:pPr>
+        <w:spacing w:line="20" w:lineRule="atLeast"/>
+        <w:ind w:left="708"/>
+        <w:jc w:val="both"/>
+        <w:rPr>
+          <w:sz w:val="16"/>
+          <w:szCs w:val="16"/>
+        </w:rPr>
+      </w:pPr>
+      <w:r>
+        <w:rPr>
+          <w:sz w:val="16"/>
+          <w:szCs w:val="16"/>
+        </w:rPr>
+        <w:drawing>
+          <wp:inline distT="0" distB="0" distL="0" distR="0" wp14:anchorId="7240F8B1" wp14:editId="71D69AF7">
+            <wp:extent cx="6653530" cy="3078480"/>
+            <wp:effectExtent l="0" t="0" r="0" b="7620"/>
+            <wp:docPr id="312718366" name="Imagem 1"/>
+            <wp:cNvGraphicFramePr>
+              <a:graphicFrameLocks xmlns:a="http://schemas.openxmlformats.org/drawingml/2006/main" noChangeAspect="1"/>
+            </wp:cNvGraphicFramePr>
+            <a:graphic xmlns:a="http://schemas.openxmlformats.org/drawingml/2006/main">
+              <a:graphicData uri="http://schemas.openxmlformats.org/drawingml/2006/picture">
+                <pic:pic xmlns:pic="http://schemas.openxmlformats.org/drawingml/2006/picture">
+                  <pic:nvPicPr>
+                    <pic:cNvPr id="312718366" name=""/>
+                    <pic:cNvPicPr/>
+                  </pic:nvPicPr>
+                  <pic:blipFill>
+                    <a:blip r:embed="rId27"/>
+                    <a:stretch>
+                      <a:fillRect/>
+                    </a:stretch>
+                  </pic:blipFill>
+                  <pic:spPr>
+                    <a:xfrm>
+                      <a:off x="0" y="0"/>
+                      <a:ext cx="6653530" cy="3078480"/>
+                    </a:xfrm>
+                    <a:prstGeom prst="rect">
+                      <a:avLst/>
+                    </a:prstGeom>
+                  </pic:spPr>
+                </pic:pic>
+              </a:graphicData>
+            </a:graphic>
+          </wp:inline>
+        </w:drawing>
+      </w:r>
+    </w:p>
+    <w:p>
+      <w:pPr>
+        <w:spacing w:line="20" w:lineRule="atLeast"/>
+        <w:ind w:left="708"/>
+        <w:jc w:val="both"/>
+        <w:rPr>
+          <w:sz w:val="16"/>
+          <w:szCs w:val="16"/>
+        </w:rPr>
+      </w:pPr>
+    </w:p>
+    <w:p>
+      <w:pPr>
+        <w:spacing w:line="20" w:lineRule="atLeast"/>
+        <w:ind w:left="708"/>
+        <w:jc w:val="both"/>
+        <w:rPr>
+          <w:sz w:val="16"/>
+          <w:szCs w:val="16"/>
+        </w:rPr>
+      </w:pPr>
+    </w:p>
+    <w:p>
+      <w:pPr>
+        <w:spacing w:line="20" w:lineRule="atLeast"/>
+        <w:ind w:left="708"/>
+        <w:jc w:val="both"/>
+        <w:rPr>
+          <w:sz w:val="16"/>
+          <w:szCs w:val="16"/>
+        </w:rPr>
+      </w:pPr>
+    </w:p>
+    <w:tbl>
+      <w:tblPr>
+        <w:tblStyle w:val="Tabelacomgrade"/>
+        <w:tblW w:w="0" w:type="auto"/>
+        <w:tblInd w:w="708" w:type="dxa"/>
+        <w:tblLook w:val="04A0" w:firstRow="1" w:lastRow="0" w:firstColumn="1" w:lastColumn="0" w:noHBand="0" w:noVBand="1"/>
+      </w:tblPr>
+      <w:tblGrid>
+        <w:gridCol w:w="9760"/>
+      </w:tblGrid>
+      <w:tr>
+        <w:tc>
+          <w:tcPr>
+            <w:tcW w:w="9760" w:type="dxa"/>
+          </w:tcPr>
+          <w:p>
+            <w:pPr>
+              <w:spacing w:line="20" w:lineRule="atLeast"/>
+              <w:jc w:val="both"/>
+              <w:rPr>
+                <w:sz w:val="16"/>
+                <w:szCs w:val="16"/>
+                <w:lang w:val="en-US"/>
+              </w:rPr>
+            </w:pPr>
+            <w:r>
+              <w:rPr>
+                <w:sz w:val="16"/>
+                <w:szCs w:val="16"/>
+                <w:lang w:val="en-US"/>
+              </w:rPr>
+              <w:t xml:space="preserve">Logica </w:t>
+            </w:r>
+            <w:proofErr w:type="spellStart"/>
+            <w:r>
+              <w:rPr>
+                <w:sz w:val="16"/>
+                <w:szCs w:val="16"/>
+                <w:lang w:val="en-US"/>
+              </w:rPr>
+              <w:t>apicada</w:t>
+            </w:r>
+            <w:proofErr w:type="spellEnd"/>
+          </w:p>
+        </w:tc>
+      </w:tr>
+      <w:tr>
+        <w:tc>
+          <w:tcPr>
+            <w:tcW w:w="9760" w:type="dxa"/>
+          </w:tcPr>
+          <w:p>
+            <w:pPr>
+              <w:spacing w:line="20" w:lineRule="atLeast"/>
+              <w:jc w:val="both"/>
+              <w:rPr>
+                <w:sz w:val="16"/>
+                <w:szCs w:val="16"/>
+                <w:lang w:val="en-US"/>
+              </w:rPr>
+            </w:pPr>
+            <w:r>
+              <w:rPr>
+                <w:sz w:val="16"/>
+                <w:szCs w:val="16"/>
+                <w:lang w:val="en-US"/>
+              </w:rPr>
+              <w:t>F</w:t>
+            </w:r>
+            <w:r>
+              <w:rPr>
+                <w:sz w:val="16"/>
+                <w:szCs w:val="16"/>
+                <w:lang w:val="en-US"/>
+              </w:rPr>
+              <w:t>O</w:t>
+            </w:r>
+            <w:r>
+              <w:rPr>
+                <w:sz w:val="16"/>
+                <w:szCs w:val="16"/>
+                <w:lang w:val="en-US"/>
+              </w:rPr>
+              <w:t>RM ys_y</w:t>
+            </w:r>
+            <w:proofErr w:type="gramStart"/>
+            <w:r>
+              <w:rPr>
+                <w:sz w:val="16"/>
+                <w:szCs w:val="16"/>
+                <w:lang w:val="en-US"/>
+              </w:rPr>
+              <w:t>061  USING</w:t>
+            </w:r>
+            <w:proofErr w:type="gramEnd"/>
+            <w:r>
+              <w:rPr>
+                <w:sz w:val="16"/>
+                <w:szCs w:val="16"/>
+                <w:lang w:val="en-US"/>
+              </w:rPr>
+              <w:t xml:space="preserve">    </w:t>
+            </w:r>
+            <w:proofErr w:type="spellStart"/>
+            <w:r>
+              <w:rPr>
+                <w:sz w:val="16"/>
+                <w:szCs w:val="16"/>
+                <w:lang w:val="en-US"/>
+              </w:rPr>
+              <w:t>p_nf</w:t>
+            </w:r>
+            <w:proofErr w:type="spellEnd"/>
+          </w:p>
+          <w:p>
+            <w:pPr>
+              <w:spacing w:line="20" w:lineRule="atLeast"/>
+              <w:jc w:val="both"/>
+              <w:rPr>
+                <w:sz w:val="16"/>
+                <w:szCs w:val="16"/>
+                <w:lang w:val="en-US"/>
+              </w:rPr>
+            </w:pPr>
+            <w:r>
+              <w:rPr>
+                <w:sz w:val="16"/>
+                <w:szCs w:val="16"/>
+                <w:lang w:val="en-US"/>
+              </w:rPr>
+              <w:t xml:space="preserve">              CHANGING </w:t>
+            </w:r>
+            <w:proofErr w:type="spellStart"/>
+            <w:r>
+              <w:rPr>
+                <w:sz w:val="16"/>
+                <w:szCs w:val="16"/>
+                <w:lang w:val="en-US"/>
+              </w:rPr>
+              <w:t>p_dven</w:t>
+            </w:r>
+            <w:proofErr w:type="spellEnd"/>
+            <w:r>
+              <w:rPr>
+                <w:sz w:val="16"/>
+                <w:szCs w:val="16"/>
+                <w:lang w:val="en-US"/>
+              </w:rPr>
+              <w:t>.</w:t>
+            </w:r>
+          </w:p>
+          <w:p>
+            <w:pPr>
+              <w:spacing w:line="20" w:lineRule="atLeast"/>
+              <w:jc w:val="both"/>
+              <w:rPr>
+                <w:sz w:val="16"/>
+                <w:szCs w:val="16"/>
+                <w:lang w:val="en-US"/>
+              </w:rPr>
+            </w:pPr>
+          </w:p>
+          <w:p>
+            <w:pPr>
+              <w:spacing w:line="20" w:lineRule="atLeast"/>
+              <w:jc w:val="both"/>
+              <w:rPr>
+                <w:sz w:val="16"/>
+                <w:szCs w:val="16"/>
+                <w:lang w:val="en-US"/>
+              </w:rPr>
+            </w:pPr>
+            <w:r>
+              <w:rPr>
+                <w:sz w:val="16"/>
+                <w:szCs w:val="16"/>
+                <w:lang w:val="en-US"/>
+              </w:rPr>
+              <w:t xml:space="preserve">    DATA </w:t>
+            </w:r>
+            <w:proofErr w:type="spellStart"/>
+            <w:r>
+              <w:rPr>
+                <w:sz w:val="16"/>
+                <w:szCs w:val="16"/>
+                <w:lang w:val="en-US"/>
+              </w:rPr>
+              <w:t>p_dia</w:t>
+            </w:r>
+            <w:proofErr w:type="spellEnd"/>
+            <w:r>
+              <w:rPr>
+                <w:sz w:val="16"/>
+                <w:szCs w:val="16"/>
+                <w:lang w:val="en-US"/>
+              </w:rPr>
+              <w:t xml:space="preserve">    TYPE </w:t>
+            </w:r>
+            <w:proofErr w:type="spellStart"/>
+            <w:r>
+              <w:rPr>
+                <w:sz w:val="16"/>
+                <w:szCs w:val="16"/>
+                <w:lang w:val="en-US"/>
+              </w:rPr>
+              <w:t>scal</w:t>
+            </w:r>
+            <w:proofErr w:type="spellEnd"/>
+            <w:r>
+              <w:rPr>
+                <w:sz w:val="16"/>
+                <w:szCs w:val="16"/>
+                <w:lang w:val="en-US"/>
+              </w:rPr>
+              <w:t>-indicator.</w:t>
+            </w:r>
+          </w:p>
+          <w:p>
+            <w:pPr>
+              <w:spacing w:line="20" w:lineRule="atLeast"/>
+              <w:jc w:val="both"/>
+              <w:rPr>
+                <w:sz w:val="16"/>
+                <w:szCs w:val="16"/>
+                <w:lang w:val="en-US"/>
+              </w:rPr>
+            </w:pPr>
+            <w:r>
+              <w:rPr>
+                <w:sz w:val="16"/>
+                <w:szCs w:val="16"/>
+                <w:lang w:val="en-US"/>
+              </w:rPr>
+              <w:t xml:space="preserve">    DATA </w:t>
+            </w:r>
+            <w:proofErr w:type="spellStart"/>
+            <w:r>
+              <w:rPr>
+                <w:sz w:val="16"/>
+                <w:szCs w:val="16"/>
+                <w:lang w:val="en-US"/>
+              </w:rPr>
+              <w:t>p_Ndia</w:t>
+            </w:r>
+            <w:proofErr w:type="spellEnd"/>
+            <w:r>
+              <w:rPr>
+                <w:sz w:val="16"/>
+                <w:szCs w:val="16"/>
+                <w:lang w:val="en-US"/>
+              </w:rPr>
+              <w:t xml:space="preserve">   TYPE n LENGTH 2.</w:t>
+            </w:r>
+          </w:p>
+          <w:p>
+            <w:pPr>
+              <w:spacing w:line="20" w:lineRule="atLeast"/>
+              <w:jc w:val="both"/>
+              <w:rPr>
+                <w:sz w:val="16"/>
+                <w:szCs w:val="16"/>
+                <w:lang w:val="en-US"/>
+              </w:rPr>
+            </w:pPr>
+            <w:r>
+              <w:rPr>
+                <w:sz w:val="16"/>
+                <w:szCs w:val="16"/>
+                <w:lang w:val="en-US"/>
+              </w:rPr>
+              <w:t xml:space="preserve">    DATA </w:t>
+            </w:r>
+            <w:proofErr w:type="spellStart"/>
+            <w:r>
+              <w:rPr>
+                <w:sz w:val="16"/>
+                <w:szCs w:val="16"/>
+                <w:lang w:val="en-US"/>
+              </w:rPr>
+              <w:t>ex_</w:t>
+            </w:r>
+            <w:proofErr w:type="gramStart"/>
+            <w:r>
+              <w:rPr>
+                <w:sz w:val="16"/>
+                <w:szCs w:val="16"/>
+                <w:lang w:val="en-US"/>
+              </w:rPr>
+              <w:t>day</w:t>
+            </w:r>
+            <w:proofErr w:type="spellEnd"/>
+            <w:r>
+              <w:rPr>
+                <w:sz w:val="16"/>
+                <w:szCs w:val="16"/>
+                <w:lang w:val="en-US"/>
+              </w:rPr>
+              <w:t xml:space="preserve">  LIKE</w:t>
+            </w:r>
+            <w:proofErr w:type="gramEnd"/>
+            <w:r>
+              <w:rPr>
+                <w:sz w:val="16"/>
+                <w:szCs w:val="16"/>
+                <w:lang w:val="en-US"/>
+              </w:rPr>
+              <w:t xml:space="preserve"> </w:t>
+            </w:r>
+            <w:proofErr w:type="spellStart"/>
+            <w:r>
+              <w:rPr>
+                <w:sz w:val="16"/>
+                <w:szCs w:val="16"/>
+                <w:lang w:val="en-US"/>
+              </w:rPr>
+              <w:t>scal</w:t>
+            </w:r>
+            <w:proofErr w:type="spellEnd"/>
+            <w:r>
+              <w:rPr>
+                <w:sz w:val="16"/>
+                <w:szCs w:val="16"/>
+                <w:lang w:val="en-US"/>
+              </w:rPr>
+              <w:t>-indicator.</w:t>
+            </w:r>
+          </w:p>
+          <w:p>
+            <w:pPr>
+              <w:spacing w:line="20" w:lineRule="atLeast"/>
+              <w:jc w:val="both"/>
+              <w:rPr>
+                <w:sz w:val="16"/>
+                <w:szCs w:val="16"/>
+                <w:lang w:val="en-US"/>
+              </w:rPr>
+            </w:pPr>
+          </w:p>
+          <w:p>
+            <w:pPr>
+              <w:spacing w:line="20" w:lineRule="atLeast"/>
+              <w:jc w:val="both"/>
+              <w:rPr>
+                <w:sz w:val="16"/>
+                <w:szCs w:val="16"/>
+                <w:lang w:val="en-US"/>
+              </w:rPr>
+            </w:pPr>
+            <w:r>
+              <w:rPr>
+                <w:sz w:val="16"/>
+                <w:szCs w:val="16"/>
+                <w:lang w:val="en-US"/>
+              </w:rPr>
+              <w:t xml:space="preserve">    CLEAR: </w:t>
+            </w:r>
+            <w:proofErr w:type="spellStart"/>
+            <w:r>
+              <w:rPr>
+                <w:sz w:val="16"/>
+                <w:szCs w:val="16"/>
+                <w:lang w:val="en-US"/>
+              </w:rPr>
+              <w:t>p_dia</w:t>
+            </w:r>
+            <w:proofErr w:type="spellEnd"/>
+            <w:r>
+              <w:rPr>
+                <w:sz w:val="16"/>
+                <w:szCs w:val="16"/>
+                <w:lang w:val="en-US"/>
+              </w:rPr>
+              <w:t xml:space="preserve">, </w:t>
+            </w:r>
+            <w:proofErr w:type="spellStart"/>
+            <w:r>
+              <w:rPr>
+                <w:sz w:val="16"/>
+                <w:szCs w:val="16"/>
+                <w:lang w:val="en-US"/>
+              </w:rPr>
+              <w:t>p_dven</w:t>
+            </w:r>
+            <w:proofErr w:type="spellEnd"/>
+            <w:r>
+              <w:rPr>
+                <w:sz w:val="16"/>
+                <w:szCs w:val="16"/>
+                <w:lang w:val="en-US"/>
+              </w:rPr>
+              <w:t xml:space="preserve">, </w:t>
+            </w:r>
+            <w:proofErr w:type="spellStart"/>
+            <w:r>
+              <w:rPr>
+                <w:sz w:val="16"/>
+                <w:szCs w:val="16"/>
+                <w:lang w:val="en-US"/>
+              </w:rPr>
+              <w:t>p_ndia</w:t>
+            </w:r>
+            <w:proofErr w:type="spellEnd"/>
+            <w:r>
+              <w:rPr>
+                <w:sz w:val="16"/>
+                <w:szCs w:val="16"/>
+                <w:lang w:val="en-US"/>
+              </w:rPr>
+              <w:t xml:space="preserve">, </w:t>
+            </w:r>
+            <w:proofErr w:type="spellStart"/>
+            <w:r>
+              <w:rPr>
+                <w:sz w:val="16"/>
+                <w:szCs w:val="16"/>
+                <w:lang w:val="en-US"/>
+              </w:rPr>
+              <w:t>ex_day</w:t>
+            </w:r>
+            <w:proofErr w:type="spellEnd"/>
+            <w:r>
+              <w:rPr>
+                <w:sz w:val="16"/>
+                <w:szCs w:val="16"/>
+                <w:lang w:val="en-US"/>
+              </w:rPr>
+              <w:t>.</w:t>
+            </w:r>
+          </w:p>
+          <w:p>
+            <w:pPr>
+              <w:spacing w:line="20" w:lineRule="atLeast"/>
+              <w:jc w:val="both"/>
+              <w:rPr>
+                <w:sz w:val="16"/>
+                <w:szCs w:val="16"/>
+                <w:lang w:val="en-US"/>
+              </w:rPr>
+            </w:pPr>
+          </w:p>
+          <w:p>
+            <w:pPr>
+              <w:spacing w:line="20" w:lineRule="atLeast"/>
+              <w:jc w:val="both"/>
+              <w:rPr>
+                <w:sz w:val="16"/>
+                <w:szCs w:val="16"/>
+                <w:lang w:val="en-US"/>
+              </w:rPr>
+            </w:pPr>
+            <w:r>
+              <w:rPr>
+                <w:sz w:val="16"/>
+                <w:szCs w:val="16"/>
+                <w:lang w:val="en-US"/>
+              </w:rPr>
+              <w:t xml:space="preserve">    </w:t>
+            </w:r>
+            <w:proofErr w:type="spellStart"/>
+            <w:r>
+              <w:rPr>
+                <w:sz w:val="16"/>
+                <w:szCs w:val="16"/>
+                <w:lang w:val="en-US"/>
+              </w:rPr>
+              <w:t>p_dven</w:t>
+            </w:r>
+            <w:proofErr w:type="spellEnd"/>
+            <w:r>
+              <w:rPr>
+                <w:sz w:val="16"/>
+                <w:szCs w:val="16"/>
+                <w:lang w:val="en-US"/>
+              </w:rPr>
+              <w:t xml:space="preserve"> = </w:t>
+            </w:r>
+            <w:proofErr w:type="spellStart"/>
+            <w:r>
+              <w:rPr>
+                <w:sz w:val="16"/>
+                <w:szCs w:val="16"/>
+                <w:lang w:val="en-US"/>
+              </w:rPr>
+              <w:t>p_nf</w:t>
+            </w:r>
+            <w:proofErr w:type="spellEnd"/>
+            <w:r>
+              <w:rPr>
+                <w:sz w:val="16"/>
+                <w:szCs w:val="16"/>
+                <w:lang w:val="en-US"/>
+              </w:rPr>
+              <w:t xml:space="preserve"> + 17.</w:t>
+            </w:r>
+          </w:p>
+          <w:p>
+            <w:pPr>
+              <w:spacing w:line="20" w:lineRule="atLeast"/>
+              <w:jc w:val="both"/>
+              <w:rPr>
+                <w:sz w:val="16"/>
+                <w:szCs w:val="16"/>
+                <w:lang w:val="en-US"/>
+              </w:rPr>
+            </w:pPr>
+          </w:p>
+          <w:p>
+            <w:pPr>
+              <w:spacing w:line="20" w:lineRule="atLeast"/>
+              <w:jc w:val="both"/>
+              <w:rPr>
+                <w:sz w:val="16"/>
+                <w:szCs w:val="16"/>
+                <w:lang w:val="en-US"/>
+              </w:rPr>
+            </w:pPr>
+            <w:r>
+              <w:rPr>
+                <w:sz w:val="16"/>
+                <w:szCs w:val="16"/>
+                <w:lang w:val="en-US"/>
+              </w:rPr>
+              <w:t xml:space="preserve">    CALL FUNCTION 'DATE_COMPUTE_DAY'</w:t>
+            </w:r>
+          </w:p>
+          <w:p>
+            <w:pPr>
+              <w:spacing w:line="20" w:lineRule="atLeast"/>
+              <w:jc w:val="both"/>
+              <w:rPr>
+                <w:sz w:val="16"/>
+                <w:szCs w:val="16"/>
+                <w:lang w:val="en-US"/>
+              </w:rPr>
+            </w:pPr>
+            <w:r>
+              <w:rPr>
+                <w:sz w:val="16"/>
+                <w:szCs w:val="16"/>
+                <w:lang w:val="en-US"/>
+              </w:rPr>
+              <w:t xml:space="preserve">      EXPORTING</w:t>
+            </w:r>
+          </w:p>
+          <w:p>
+            <w:pPr>
+              <w:spacing w:line="20" w:lineRule="atLeast"/>
+              <w:jc w:val="both"/>
+              <w:rPr>
+                <w:sz w:val="16"/>
+                <w:szCs w:val="16"/>
+                <w:lang w:val="en-US"/>
+              </w:rPr>
+            </w:pPr>
+            <w:r>
+              <w:rPr>
+                <w:sz w:val="16"/>
+                <w:szCs w:val="16"/>
+                <w:lang w:val="en-US"/>
+              </w:rPr>
+              <w:t xml:space="preserve">        date = </w:t>
+            </w:r>
+            <w:proofErr w:type="spellStart"/>
+            <w:r>
+              <w:rPr>
+                <w:sz w:val="16"/>
+                <w:szCs w:val="16"/>
+                <w:lang w:val="en-US"/>
+              </w:rPr>
+              <w:t>p_dven</w:t>
+            </w:r>
+            <w:proofErr w:type="spellEnd"/>
+          </w:p>
+          <w:p>
+            <w:pPr>
+              <w:spacing w:line="20" w:lineRule="atLeast"/>
+              <w:jc w:val="both"/>
+              <w:rPr>
+                <w:sz w:val="16"/>
+                <w:szCs w:val="16"/>
+                <w:lang w:val="en-US"/>
+              </w:rPr>
+            </w:pPr>
+            <w:r>
+              <w:rPr>
+                <w:sz w:val="16"/>
+                <w:szCs w:val="16"/>
+                <w:lang w:val="en-US"/>
+              </w:rPr>
+              <w:t xml:space="preserve">      IMPORTING</w:t>
+            </w:r>
+          </w:p>
+          <w:p>
+            <w:pPr>
+              <w:spacing w:line="20" w:lineRule="atLeast"/>
+              <w:jc w:val="both"/>
+              <w:rPr>
+                <w:sz w:val="16"/>
+                <w:szCs w:val="16"/>
+                <w:lang w:val="en-US"/>
+              </w:rPr>
+            </w:pPr>
+            <w:r>
+              <w:rPr>
+                <w:sz w:val="16"/>
+                <w:szCs w:val="16"/>
+                <w:lang w:val="en-US"/>
+              </w:rPr>
+              <w:t xml:space="preserve">        </w:t>
+            </w:r>
+            <w:proofErr w:type="gramStart"/>
+            <w:r>
+              <w:rPr>
+                <w:sz w:val="16"/>
+                <w:szCs w:val="16"/>
+                <w:lang w:val="en-US"/>
+              </w:rPr>
+              <w:t>day  =</w:t>
+            </w:r>
+            <w:proofErr w:type="gramEnd"/>
+            <w:r>
+              <w:rPr>
+                <w:sz w:val="16"/>
+                <w:szCs w:val="16"/>
+                <w:lang w:val="en-US"/>
+              </w:rPr>
+              <w:t xml:space="preserve"> </w:t>
+            </w:r>
+            <w:proofErr w:type="spellStart"/>
+            <w:r>
+              <w:rPr>
+                <w:sz w:val="16"/>
+                <w:szCs w:val="16"/>
+                <w:lang w:val="en-US"/>
+              </w:rPr>
+              <w:t>ex_day</w:t>
+            </w:r>
+            <w:proofErr w:type="spellEnd"/>
+            <w:r>
+              <w:rPr>
+                <w:sz w:val="16"/>
+                <w:szCs w:val="16"/>
+                <w:lang w:val="en-US"/>
+              </w:rPr>
+              <w:t>.</w:t>
+            </w:r>
+          </w:p>
+          <w:p>
+            <w:pPr>
+              <w:spacing w:line="20" w:lineRule="atLeast"/>
+              <w:jc w:val="both"/>
+              <w:rPr>
+                <w:sz w:val="16"/>
+                <w:szCs w:val="16"/>
+                <w:lang w:val="en-US"/>
+              </w:rPr>
+            </w:pPr>
+          </w:p>
+          <w:p>
+            <w:pPr>
+              <w:spacing w:line="20" w:lineRule="atLeast"/>
+              <w:jc w:val="both"/>
+              <w:rPr>
+                <w:sz w:val="16"/>
+                <w:szCs w:val="16"/>
+                <w:lang w:val="en-US"/>
+              </w:rPr>
+            </w:pPr>
+            <w:r>
+              <w:rPr>
+                <w:sz w:val="16"/>
+                <w:szCs w:val="16"/>
+                <w:lang w:val="en-US"/>
+              </w:rPr>
+              <w:t xml:space="preserve">    IF </w:t>
+            </w:r>
+            <w:proofErr w:type="spellStart"/>
+            <w:r>
+              <w:rPr>
+                <w:sz w:val="16"/>
+                <w:szCs w:val="16"/>
+                <w:lang w:val="en-US"/>
+              </w:rPr>
+              <w:t>ex_day</w:t>
+            </w:r>
+            <w:proofErr w:type="spellEnd"/>
+            <w:r>
+              <w:rPr>
+                <w:sz w:val="16"/>
+                <w:szCs w:val="16"/>
+                <w:lang w:val="en-US"/>
+              </w:rPr>
+              <w:t xml:space="preserve"> &lt; 2.</w:t>
+            </w:r>
+          </w:p>
+          <w:p>
+            <w:pPr>
+              <w:spacing w:line="20" w:lineRule="atLeast"/>
+              <w:jc w:val="both"/>
+              <w:rPr>
+                <w:sz w:val="16"/>
+                <w:szCs w:val="16"/>
+                <w:lang w:val="en-US"/>
+              </w:rPr>
+            </w:pPr>
+            <w:r>
+              <w:rPr>
+                <w:sz w:val="16"/>
+                <w:szCs w:val="16"/>
+                <w:lang w:val="en-US"/>
+              </w:rPr>
+              <w:t xml:space="preserve">      </w:t>
+            </w:r>
+            <w:proofErr w:type="spellStart"/>
+            <w:r>
+              <w:rPr>
+                <w:sz w:val="16"/>
+                <w:szCs w:val="16"/>
+                <w:lang w:val="en-US"/>
+              </w:rPr>
+              <w:t>p_dven</w:t>
+            </w:r>
+            <w:proofErr w:type="spellEnd"/>
+            <w:r>
+              <w:rPr>
+                <w:sz w:val="16"/>
+                <w:szCs w:val="16"/>
+                <w:lang w:val="en-US"/>
+              </w:rPr>
+              <w:t xml:space="preserve"> = </w:t>
+            </w:r>
+            <w:proofErr w:type="spellStart"/>
+            <w:r>
+              <w:rPr>
+                <w:sz w:val="16"/>
+                <w:szCs w:val="16"/>
+                <w:lang w:val="en-US"/>
+              </w:rPr>
+              <w:t>p_dven</w:t>
+            </w:r>
+            <w:proofErr w:type="spellEnd"/>
+            <w:r>
+              <w:rPr>
+                <w:sz w:val="16"/>
+                <w:szCs w:val="16"/>
+                <w:lang w:val="en-US"/>
+              </w:rPr>
+              <w:t xml:space="preserve"> + 1.</w:t>
+            </w:r>
+          </w:p>
+          <w:p>
+            <w:pPr>
+              <w:spacing w:line="20" w:lineRule="atLeast"/>
+              <w:jc w:val="both"/>
+              <w:rPr>
+                <w:sz w:val="16"/>
+                <w:szCs w:val="16"/>
+                <w:lang w:val="en-US"/>
+              </w:rPr>
+            </w:pPr>
+          </w:p>
+          <w:p>
+            <w:pPr>
+              <w:spacing w:line="20" w:lineRule="atLeast"/>
+              <w:jc w:val="both"/>
+              <w:rPr>
+                <w:sz w:val="16"/>
+                <w:szCs w:val="16"/>
+                <w:lang w:val="en-US"/>
+              </w:rPr>
+            </w:pPr>
+            <w:r>
+              <w:rPr>
+                <w:sz w:val="16"/>
+                <w:szCs w:val="16"/>
+                <w:lang w:val="en-US"/>
+              </w:rPr>
+              <w:t xml:space="preserve">      CALL FUNCTION 'DATE_COMPUTE_DAY'</w:t>
+            </w:r>
+          </w:p>
+          <w:p>
+            <w:pPr>
+              <w:spacing w:line="20" w:lineRule="atLeast"/>
+              <w:jc w:val="both"/>
+              <w:rPr>
+                <w:sz w:val="16"/>
+                <w:szCs w:val="16"/>
+                <w:lang w:val="en-US"/>
+              </w:rPr>
+            </w:pPr>
+            <w:r>
+              <w:rPr>
+                <w:sz w:val="16"/>
+                <w:szCs w:val="16"/>
+                <w:lang w:val="en-US"/>
+              </w:rPr>
+              <w:t xml:space="preserve">        EXPORTING</w:t>
+            </w:r>
+          </w:p>
+          <w:p>
+            <w:pPr>
+              <w:spacing w:line="20" w:lineRule="atLeast"/>
+              <w:jc w:val="both"/>
+              <w:rPr>
+                <w:sz w:val="16"/>
+                <w:szCs w:val="16"/>
+                <w:lang w:val="en-US"/>
+              </w:rPr>
+            </w:pPr>
+            <w:r>
+              <w:rPr>
+                <w:sz w:val="16"/>
+                <w:szCs w:val="16"/>
+                <w:lang w:val="en-US"/>
+              </w:rPr>
+              <w:t xml:space="preserve">          date = </w:t>
+            </w:r>
+            <w:proofErr w:type="spellStart"/>
+            <w:r>
+              <w:rPr>
+                <w:sz w:val="16"/>
+                <w:szCs w:val="16"/>
+                <w:lang w:val="en-US"/>
+              </w:rPr>
+              <w:t>p_dven</w:t>
+            </w:r>
+            <w:proofErr w:type="spellEnd"/>
+          </w:p>
+          <w:p>
+            <w:pPr>
+              <w:spacing w:line="20" w:lineRule="atLeast"/>
+              <w:jc w:val="both"/>
+              <w:rPr>
+                <w:sz w:val="16"/>
+                <w:szCs w:val="16"/>
+                <w:lang w:val="en-US"/>
+              </w:rPr>
+            </w:pPr>
+            <w:r>
+              <w:rPr>
+                <w:sz w:val="16"/>
+                <w:szCs w:val="16"/>
+                <w:lang w:val="en-US"/>
+              </w:rPr>
+              <w:t xml:space="preserve">        IMPORTING</w:t>
+            </w:r>
+          </w:p>
+          <w:p>
+            <w:pPr>
+              <w:spacing w:line="20" w:lineRule="atLeast"/>
+              <w:jc w:val="both"/>
+              <w:rPr>
+                <w:sz w:val="16"/>
+                <w:szCs w:val="16"/>
+                <w:lang w:val="en-US"/>
+              </w:rPr>
+            </w:pPr>
+            <w:r>
+              <w:rPr>
+                <w:sz w:val="16"/>
+                <w:szCs w:val="16"/>
+                <w:lang w:val="en-US"/>
+              </w:rPr>
+              <w:t xml:space="preserve">          </w:t>
+            </w:r>
+            <w:proofErr w:type="gramStart"/>
+            <w:r>
+              <w:rPr>
+                <w:sz w:val="16"/>
+                <w:szCs w:val="16"/>
+                <w:lang w:val="en-US"/>
+              </w:rPr>
+              <w:t>day  =</w:t>
+            </w:r>
+            <w:proofErr w:type="gramEnd"/>
+            <w:r>
+              <w:rPr>
+                <w:sz w:val="16"/>
+                <w:szCs w:val="16"/>
+                <w:lang w:val="en-US"/>
+              </w:rPr>
+              <w:t xml:space="preserve"> </w:t>
+            </w:r>
+            <w:proofErr w:type="spellStart"/>
+            <w:r>
+              <w:rPr>
+                <w:sz w:val="16"/>
+                <w:szCs w:val="16"/>
+                <w:lang w:val="en-US"/>
+              </w:rPr>
+              <w:t>ex_day</w:t>
+            </w:r>
+            <w:proofErr w:type="spellEnd"/>
+            <w:r>
+              <w:rPr>
+                <w:sz w:val="16"/>
+                <w:szCs w:val="16"/>
+                <w:lang w:val="en-US"/>
+              </w:rPr>
+              <w:t>.</w:t>
+            </w:r>
+          </w:p>
+          <w:p>
+            <w:pPr>
+              <w:spacing w:line="20" w:lineRule="atLeast"/>
+              <w:jc w:val="both"/>
+              <w:rPr>
+                <w:sz w:val="16"/>
+                <w:szCs w:val="16"/>
+                <w:lang w:val="en-US"/>
+              </w:rPr>
+            </w:pPr>
+            <w:r>
+              <w:rPr>
+                <w:sz w:val="16"/>
+                <w:szCs w:val="16"/>
+                <w:lang w:val="en-US"/>
+              </w:rPr>
+              <w:t xml:space="preserve">    ENDIF.</w:t>
+            </w:r>
+          </w:p>
+          <w:p>
+            <w:pPr>
+              <w:spacing w:line="20" w:lineRule="atLeast"/>
+              <w:jc w:val="both"/>
+              <w:rPr>
+                <w:sz w:val="16"/>
+                <w:szCs w:val="16"/>
+                <w:lang w:val="en-US"/>
+              </w:rPr>
+            </w:pPr>
+          </w:p>
+          <w:p>
+            <w:pPr>
+              <w:spacing w:line="20" w:lineRule="atLeast"/>
+              <w:jc w:val="both"/>
+              <w:rPr>
+                <w:sz w:val="16"/>
+                <w:szCs w:val="16"/>
+                <w:lang w:val="en-US"/>
+              </w:rPr>
+            </w:pPr>
+            <w:r>
+              <w:rPr>
+                <w:sz w:val="16"/>
+                <w:szCs w:val="16"/>
+                <w:lang w:val="en-US"/>
+              </w:rPr>
+              <w:t xml:space="preserve">    IF </w:t>
+            </w:r>
+            <w:proofErr w:type="spellStart"/>
+            <w:r>
+              <w:rPr>
+                <w:sz w:val="16"/>
+                <w:szCs w:val="16"/>
+                <w:lang w:val="en-US"/>
+              </w:rPr>
+              <w:t>ex_day</w:t>
+            </w:r>
+            <w:proofErr w:type="spellEnd"/>
+            <w:r>
+              <w:rPr>
+                <w:sz w:val="16"/>
+                <w:szCs w:val="16"/>
+                <w:lang w:val="en-US"/>
+              </w:rPr>
+              <w:t xml:space="preserve"> BETWEEN 3 AND 5.</w:t>
+            </w:r>
+          </w:p>
+          <w:p>
+            <w:pPr>
+              <w:spacing w:line="20" w:lineRule="atLeast"/>
+              <w:jc w:val="both"/>
+              <w:rPr>
+                <w:sz w:val="16"/>
+                <w:szCs w:val="16"/>
+                <w:lang w:val="en-US"/>
+              </w:rPr>
+            </w:pPr>
+          </w:p>
+          <w:p>
+            <w:pPr>
+              <w:spacing w:line="20" w:lineRule="atLeast"/>
+              <w:jc w:val="both"/>
+              <w:rPr>
+                <w:sz w:val="16"/>
+                <w:szCs w:val="16"/>
+                <w:lang w:val="en-US"/>
+              </w:rPr>
+            </w:pPr>
+            <w:r>
+              <w:rPr>
+                <w:sz w:val="16"/>
+                <w:szCs w:val="16"/>
+                <w:lang w:val="en-US"/>
+              </w:rPr>
+              <w:t xml:space="preserve">      WHILE </w:t>
+            </w:r>
+            <w:proofErr w:type="spellStart"/>
+            <w:r>
+              <w:rPr>
+                <w:sz w:val="16"/>
+                <w:szCs w:val="16"/>
+                <w:lang w:val="en-US"/>
+              </w:rPr>
+              <w:t>ex_day</w:t>
+            </w:r>
+            <w:proofErr w:type="spellEnd"/>
+            <w:r>
+              <w:rPr>
+                <w:sz w:val="16"/>
+                <w:szCs w:val="16"/>
+                <w:lang w:val="en-US"/>
+              </w:rPr>
+              <w:t xml:space="preserve"> &gt; 2 OR </w:t>
+            </w:r>
+            <w:proofErr w:type="spellStart"/>
+            <w:r>
+              <w:rPr>
+                <w:sz w:val="16"/>
+                <w:szCs w:val="16"/>
+                <w:lang w:val="en-US"/>
+              </w:rPr>
+              <w:t>ex_day</w:t>
+            </w:r>
+            <w:proofErr w:type="spellEnd"/>
+            <w:r>
+              <w:rPr>
+                <w:sz w:val="16"/>
+                <w:szCs w:val="16"/>
+                <w:lang w:val="en-US"/>
+              </w:rPr>
+              <w:t xml:space="preserve"> &lt; </w:t>
+            </w:r>
+            <w:proofErr w:type="gramStart"/>
+            <w:r>
+              <w:rPr>
+                <w:sz w:val="16"/>
+                <w:szCs w:val="16"/>
+                <w:lang w:val="en-US"/>
+              </w:rPr>
+              <w:t>5 .</w:t>
+            </w:r>
+            <w:proofErr w:type="gramEnd"/>
+          </w:p>
+          <w:p>
+            <w:pPr>
+              <w:spacing w:line="20" w:lineRule="atLeast"/>
+              <w:jc w:val="both"/>
+              <w:rPr>
+                <w:sz w:val="16"/>
+                <w:szCs w:val="16"/>
+                <w:lang w:val="en-US"/>
+              </w:rPr>
+            </w:pPr>
+            <w:r>
+              <w:rPr>
+                <w:sz w:val="16"/>
+                <w:szCs w:val="16"/>
+                <w:lang w:val="en-US"/>
+              </w:rPr>
+              <w:t xml:space="preserve">        </w:t>
+            </w:r>
+            <w:proofErr w:type="gramStart"/>
+            <w:r>
+              <w:rPr>
+                <w:sz w:val="16"/>
+                <w:szCs w:val="16"/>
+                <w:lang w:val="en-US"/>
+              </w:rPr>
+              <w:t xml:space="preserve">IF  </w:t>
+            </w:r>
+            <w:proofErr w:type="spellStart"/>
+            <w:r>
+              <w:rPr>
+                <w:sz w:val="16"/>
+                <w:szCs w:val="16"/>
+                <w:lang w:val="en-US"/>
+              </w:rPr>
+              <w:t>ex</w:t>
+            </w:r>
+            <w:proofErr w:type="gramEnd"/>
+            <w:r>
+              <w:rPr>
+                <w:sz w:val="16"/>
+                <w:szCs w:val="16"/>
+                <w:lang w:val="en-US"/>
+              </w:rPr>
+              <w:t>_day</w:t>
+            </w:r>
+            <w:proofErr w:type="spellEnd"/>
+            <w:r>
+              <w:rPr>
+                <w:sz w:val="16"/>
+                <w:szCs w:val="16"/>
+                <w:lang w:val="en-US"/>
+              </w:rPr>
+              <w:t xml:space="preserve"> = 5.</w:t>
+            </w:r>
+          </w:p>
+          <w:p>
+            <w:pPr>
+              <w:spacing w:line="20" w:lineRule="atLeast"/>
+              <w:jc w:val="both"/>
+              <w:rPr>
+                <w:sz w:val="16"/>
+                <w:szCs w:val="16"/>
+                <w:lang w:val="en-US"/>
+              </w:rPr>
+            </w:pPr>
+            <w:r>
+              <w:rPr>
+                <w:sz w:val="16"/>
+                <w:szCs w:val="16"/>
+                <w:lang w:val="en-US"/>
+              </w:rPr>
+              <w:t xml:space="preserve">          EXIT.</w:t>
+            </w:r>
+          </w:p>
+          <w:p>
+            <w:pPr>
+              <w:spacing w:line="20" w:lineRule="atLeast"/>
+              <w:jc w:val="both"/>
+              <w:rPr>
+                <w:sz w:val="16"/>
+                <w:szCs w:val="16"/>
+                <w:lang w:val="en-US"/>
+              </w:rPr>
+            </w:pPr>
+            <w:r>
+              <w:rPr>
+                <w:sz w:val="16"/>
+                <w:szCs w:val="16"/>
+                <w:lang w:val="en-US"/>
+              </w:rPr>
+              <w:t xml:space="preserve">        ENDIF.</w:t>
+            </w:r>
+          </w:p>
+          <w:p>
+            <w:pPr>
+              <w:spacing w:line="20" w:lineRule="atLeast"/>
+              <w:jc w:val="both"/>
+              <w:rPr>
+                <w:sz w:val="16"/>
+                <w:szCs w:val="16"/>
+                <w:lang w:val="en-US"/>
+              </w:rPr>
+            </w:pPr>
+          </w:p>
+          <w:p>
+            <w:pPr>
+              <w:spacing w:line="20" w:lineRule="atLeast"/>
+              <w:jc w:val="both"/>
+              <w:rPr>
+                <w:sz w:val="16"/>
+                <w:szCs w:val="16"/>
+                <w:lang w:val="en-US"/>
+              </w:rPr>
+            </w:pPr>
+            <w:r>
+              <w:rPr>
+                <w:sz w:val="16"/>
+                <w:szCs w:val="16"/>
+                <w:lang w:val="en-US"/>
+              </w:rPr>
+              <w:t xml:space="preserve">        </w:t>
+            </w:r>
+            <w:proofErr w:type="spellStart"/>
+            <w:r>
+              <w:rPr>
+                <w:sz w:val="16"/>
+                <w:szCs w:val="16"/>
+                <w:lang w:val="en-US"/>
+              </w:rPr>
+              <w:t>p_dven</w:t>
+            </w:r>
+            <w:proofErr w:type="spellEnd"/>
+            <w:r>
+              <w:rPr>
+                <w:sz w:val="16"/>
+                <w:szCs w:val="16"/>
+                <w:lang w:val="en-US"/>
+              </w:rPr>
+              <w:t xml:space="preserve"> = </w:t>
+            </w:r>
+            <w:proofErr w:type="spellStart"/>
+            <w:r>
+              <w:rPr>
+                <w:sz w:val="16"/>
+                <w:szCs w:val="16"/>
+                <w:lang w:val="en-US"/>
+              </w:rPr>
+              <w:t>p_dven</w:t>
+            </w:r>
+            <w:proofErr w:type="spellEnd"/>
+            <w:r>
+              <w:rPr>
+                <w:sz w:val="16"/>
+                <w:szCs w:val="16"/>
+                <w:lang w:val="en-US"/>
+              </w:rPr>
+              <w:t xml:space="preserve"> + 1.</w:t>
+            </w:r>
+          </w:p>
+          <w:p>
+            <w:pPr>
+              <w:spacing w:line="20" w:lineRule="atLeast"/>
+              <w:jc w:val="both"/>
+              <w:rPr>
+                <w:sz w:val="16"/>
+                <w:szCs w:val="16"/>
+                <w:lang w:val="en-US"/>
+              </w:rPr>
+            </w:pPr>
+          </w:p>
+          <w:p>
+            <w:pPr>
+              <w:spacing w:line="20" w:lineRule="atLeast"/>
+              <w:jc w:val="both"/>
+              <w:rPr>
+                <w:sz w:val="16"/>
+                <w:szCs w:val="16"/>
+                <w:lang w:val="en-US"/>
+              </w:rPr>
+            </w:pPr>
+            <w:r>
+              <w:rPr>
+                <w:sz w:val="16"/>
+                <w:szCs w:val="16"/>
+                <w:lang w:val="en-US"/>
+              </w:rPr>
+              <w:t xml:space="preserve">        CALL FUNCTION 'DATE_COMPUTE_DAY'</w:t>
+            </w:r>
+          </w:p>
+          <w:p>
+            <w:pPr>
+              <w:spacing w:line="20" w:lineRule="atLeast"/>
+              <w:jc w:val="both"/>
+              <w:rPr>
+                <w:sz w:val="16"/>
+                <w:szCs w:val="16"/>
+                <w:lang w:val="en-US"/>
+              </w:rPr>
+            </w:pPr>
+            <w:r>
+              <w:rPr>
+                <w:sz w:val="16"/>
+                <w:szCs w:val="16"/>
+                <w:lang w:val="en-US"/>
+              </w:rPr>
+              <w:t xml:space="preserve">          EXPORTING</w:t>
+            </w:r>
+          </w:p>
+          <w:p>
+            <w:pPr>
+              <w:spacing w:line="20" w:lineRule="atLeast"/>
+              <w:jc w:val="both"/>
+              <w:rPr>
+                <w:sz w:val="16"/>
+                <w:szCs w:val="16"/>
+                <w:lang w:val="en-US"/>
+              </w:rPr>
+            </w:pPr>
+            <w:r>
+              <w:rPr>
+                <w:sz w:val="16"/>
+                <w:szCs w:val="16"/>
+                <w:lang w:val="en-US"/>
+              </w:rPr>
+              <w:t xml:space="preserve">            date = </w:t>
+            </w:r>
+            <w:proofErr w:type="spellStart"/>
+            <w:r>
+              <w:rPr>
+                <w:sz w:val="16"/>
+                <w:szCs w:val="16"/>
+                <w:lang w:val="en-US"/>
+              </w:rPr>
+              <w:t>p_dven</w:t>
+            </w:r>
+            <w:proofErr w:type="spellEnd"/>
+          </w:p>
+          <w:p>
+            <w:pPr>
+              <w:spacing w:line="20" w:lineRule="atLeast"/>
+              <w:jc w:val="both"/>
+              <w:rPr>
+                <w:sz w:val="16"/>
+                <w:szCs w:val="16"/>
+                <w:lang w:val="en-US"/>
+              </w:rPr>
+            </w:pPr>
+            <w:r>
+              <w:rPr>
+                <w:sz w:val="16"/>
+                <w:szCs w:val="16"/>
+                <w:lang w:val="en-US"/>
+              </w:rPr>
+              <w:t xml:space="preserve">          IMPORTING</w:t>
+            </w:r>
+          </w:p>
+          <w:p>
+            <w:pPr>
+              <w:spacing w:line="20" w:lineRule="atLeast"/>
+              <w:jc w:val="both"/>
+              <w:rPr>
+                <w:sz w:val="16"/>
+                <w:szCs w:val="16"/>
+                <w:lang w:val="en-US"/>
+              </w:rPr>
+            </w:pPr>
+            <w:r>
+              <w:rPr>
+                <w:sz w:val="16"/>
+                <w:szCs w:val="16"/>
+                <w:lang w:val="en-US"/>
+              </w:rPr>
+              <w:t xml:space="preserve">            </w:t>
+            </w:r>
+            <w:proofErr w:type="gramStart"/>
+            <w:r>
+              <w:rPr>
+                <w:sz w:val="16"/>
+                <w:szCs w:val="16"/>
+                <w:lang w:val="en-US"/>
+              </w:rPr>
+              <w:t>day  =</w:t>
+            </w:r>
+            <w:proofErr w:type="gramEnd"/>
+            <w:r>
+              <w:rPr>
+                <w:sz w:val="16"/>
+                <w:szCs w:val="16"/>
+                <w:lang w:val="en-US"/>
+              </w:rPr>
+              <w:t xml:space="preserve"> </w:t>
+            </w:r>
+            <w:proofErr w:type="spellStart"/>
+            <w:r>
+              <w:rPr>
+                <w:sz w:val="16"/>
+                <w:szCs w:val="16"/>
+                <w:lang w:val="en-US"/>
+              </w:rPr>
+              <w:t>ex_day</w:t>
+            </w:r>
+            <w:proofErr w:type="spellEnd"/>
+            <w:r>
+              <w:rPr>
+                <w:sz w:val="16"/>
+                <w:szCs w:val="16"/>
+                <w:lang w:val="en-US"/>
+              </w:rPr>
+              <w:t>.</w:t>
+            </w:r>
+          </w:p>
+          <w:p>
+            <w:pPr>
+              <w:spacing w:line="20" w:lineRule="atLeast"/>
+              <w:jc w:val="both"/>
+              <w:rPr>
+                <w:sz w:val="16"/>
+                <w:szCs w:val="16"/>
+                <w:lang w:val="en-US"/>
+              </w:rPr>
+            </w:pPr>
+            <w:r>
+              <w:rPr>
+                <w:sz w:val="16"/>
+                <w:szCs w:val="16"/>
+                <w:lang w:val="en-US"/>
+              </w:rPr>
+              <w:t xml:space="preserve">      ENDWHILE.</w:t>
+            </w:r>
+          </w:p>
+          <w:p>
+            <w:pPr>
+              <w:spacing w:line="20" w:lineRule="atLeast"/>
+              <w:jc w:val="both"/>
+              <w:rPr>
+                <w:sz w:val="16"/>
+                <w:szCs w:val="16"/>
+                <w:lang w:val="en-US"/>
+              </w:rPr>
+            </w:pPr>
+          </w:p>
+          <w:p>
+            <w:pPr>
+              <w:spacing w:line="20" w:lineRule="atLeast"/>
+              <w:jc w:val="both"/>
+              <w:rPr>
+                <w:sz w:val="16"/>
+                <w:szCs w:val="16"/>
+                <w:lang w:val="en-US"/>
+              </w:rPr>
+            </w:pPr>
+            <w:r>
+              <w:rPr>
+                <w:sz w:val="16"/>
+                <w:szCs w:val="16"/>
+                <w:lang w:val="en-US"/>
+              </w:rPr>
+              <w:t xml:space="preserve">    ENDIF.</w:t>
+            </w:r>
+          </w:p>
+          <w:p>
+            <w:pPr>
+              <w:spacing w:line="20" w:lineRule="atLeast"/>
+              <w:jc w:val="both"/>
+              <w:rPr>
+                <w:sz w:val="16"/>
+                <w:szCs w:val="16"/>
+                <w:lang w:val="en-US"/>
+              </w:rPr>
+            </w:pPr>
+          </w:p>
+          <w:p>
+            <w:pPr>
+              <w:spacing w:line="20" w:lineRule="atLeast"/>
+              <w:jc w:val="both"/>
+              <w:rPr>
+                <w:sz w:val="16"/>
+                <w:szCs w:val="16"/>
+                <w:lang w:val="en-US"/>
+              </w:rPr>
+            </w:pPr>
+            <w:r>
+              <w:rPr>
+                <w:sz w:val="16"/>
+                <w:szCs w:val="16"/>
+                <w:lang w:val="en-US"/>
+              </w:rPr>
+              <w:t xml:space="preserve">    IF </w:t>
+            </w:r>
+            <w:proofErr w:type="spellStart"/>
+            <w:r>
+              <w:rPr>
+                <w:sz w:val="16"/>
+                <w:szCs w:val="16"/>
+                <w:lang w:val="en-US"/>
+              </w:rPr>
+              <w:t>ex_day</w:t>
+            </w:r>
+            <w:proofErr w:type="spellEnd"/>
+            <w:r>
+              <w:rPr>
+                <w:sz w:val="16"/>
+                <w:szCs w:val="16"/>
+                <w:lang w:val="en-US"/>
+              </w:rPr>
+              <w:t xml:space="preserve"> BETWEEN 6 AND 7.</w:t>
+            </w:r>
+          </w:p>
+          <w:p>
+            <w:pPr>
+              <w:spacing w:line="20" w:lineRule="atLeast"/>
+              <w:jc w:val="both"/>
+              <w:rPr>
+                <w:sz w:val="16"/>
+                <w:szCs w:val="16"/>
+                <w:lang w:val="en-US"/>
+              </w:rPr>
+            </w:pPr>
+          </w:p>
+          <w:p>
+            <w:pPr>
+              <w:spacing w:line="20" w:lineRule="atLeast"/>
+              <w:jc w:val="both"/>
+              <w:rPr>
+                <w:sz w:val="16"/>
+                <w:szCs w:val="16"/>
+              </w:rPr>
+            </w:pPr>
+            <w:r>
+              <w:rPr>
+                <w:sz w:val="16"/>
+                <w:szCs w:val="16"/>
+                <w:lang w:val="en-US"/>
+              </w:rPr>
+              <w:t xml:space="preserve">      </w:t>
+            </w:r>
+            <w:proofErr w:type="spellStart"/>
+            <w:r>
+              <w:rPr>
+                <w:sz w:val="16"/>
+                <w:szCs w:val="16"/>
+              </w:rPr>
+              <w:t>p_ndia</w:t>
+            </w:r>
+            <w:proofErr w:type="spellEnd"/>
+            <w:r>
+              <w:rPr>
+                <w:sz w:val="16"/>
+                <w:szCs w:val="16"/>
+              </w:rPr>
+              <w:t xml:space="preserve"> = </w:t>
+            </w:r>
+            <w:proofErr w:type="gramStart"/>
+            <w:r>
+              <w:rPr>
+                <w:sz w:val="16"/>
+                <w:szCs w:val="16"/>
+              </w:rPr>
+              <w:t>( 7</w:t>
+            </w:r>
+            <w:proofErr w:type="gramEnd"/>
+            <w:r>
+              <w:rPr>
+                <w:sz w:val="16"/>
+                <w:szCs w:val="16"/>
+              </w:rPr>
+              <w:t xml:space="preserve"> - </w:t>
+            </w:r>
+            <w:proofErr w:type="spellStart"/>
+            <w:r>
+              <w:rPr>
+                <w:sz w:val="16"/>
+                <w:szCs w:val="16"/>
+              </w:rPr>
+              <w:t>ex_</w:t>
+            </w:r>
+            <w:proofErr w:type="gramStart"/>
+            <w:r>
+              <w:rPr>
+                <w:sz w:val="16"/>
+                <w:szCs w:val="16"/>
+              </w:rPr>
+              <w:t>day</w:t>
+            </w:r>
+            <w:proofErr w:type="spellEnd"/>
+            <w:r>
+              <w:rPr>
+                <w:sz w:val="16"/>
+                <w:szCs w:val="16"/>
+              </w:rPr>
+              <w:t xml:space="preserve"> )</w:t>
+            </w:r>
+            <w:proofErr w:type="gramEnd"/>
+            <w:r>
+              <w:rPr>
+                <w:sz w:val="16"/>
+                <w:szCs w:val="16"/>
+              </w:rPr>
+              <w:t xml:space="preserve"> + 2.</w:t>
+            </w:r>
+          </w:p>
+          <w:p>
+            <w:pPr>
+              <w:spacing w:line="20" w:lineRule="atLeast"/>
+              <w:jc w:val="both"/>
+              <w:rPr>
+                <w:sz w:val="16"/>
+                <w:szCs w:val="16"/>
+              </w:rPr>
+            </w:pPr>
+          </w:p>
+          <w:p>
+            <w:pPr>
+              <w:spacing w:line="20" w:lineRule="atLeast"/>
+              <w:jc w:val="both"/>
+              <w:rPr>
+                <w:sz w:val="16"/>
+                <w:szCs w:val="16"/>
+              </w:rPr>
+            </w:pPr>
+            <w:r>
+              <w:rPr>
+                <w:sz w:val="16"/>
+                <w:szCs w:val="16"/>
+              </w:rPr>
+              <w:t xml:space="preserve">      </w:t>
+            </w:r>
+            <w:proofErr w:type="spellStart"/>
+            <w:r>
+              <w:rPr>
+                <w:sz w:val="16"/>
+                <w:szCs w:val="16"/>
+              </w:rPr>
+              <w:t>p_dven</w:t>
+            </w:r>
+            <w:proofErr w:type="spellEnd"/>
+            <w:r>
+              <w:rPr>
+                <w:sz w:val="16"/>
+                <w:szCs w:val="16"/>
+              </w:rPr>
+              <w:t xml:space="preserve"> = </w:t>
+            </w:r>
+            <w:proofErr w:type="spellStart"/>
+            <w:r>
+              <w:rPr>
+                <w:sz w:val="16"/>
+                <w:szCs w:val="16"/>
+              </w:rPr>
+              <w:t>p_dven</w:t>
+            </w:r>
+            <w:proofErr w:type="spellEnd"/>
+            <w:r>
+              <w:rPr>
+                <w:sz w:val="16"/>
+                <w:szCs w:val="16"/>
+              </w:rPr>
+              <w:t xml:space="preserve"> + </w:t>
+            </w:r>
+            <w:proofErr w:type="spellStart"/>
+            <w:r>
+              <w:rPr>
+                <w:sz w:val="16"/>
+                <w:szCs w:val="16"/>
+              </w:rPr>
+              <w:t>p_ndia</w:t>
+            </w:r>
+            <w:proofErr w:type="spellEnd"/>
+            <w:r>
+              <w:rPr>
+                <w:sz w:val="16"/>
+                <w:szCs w:val="16"/>
+              </w:rPr>
+              <w:t>.</w:t>
+            </w:r>
+          </w:p>
+          <w:p>
+            <w:pPr>
+              <w:spacing w:line="20" w:lineRule="atLeast"/>
+              <w:jc w:val="both"/>
+              <w:rPr>
+                <w:sz w:val="16"/>
+                <w:szCs w:val="16"/>
+              </w:rPr>
+            </w:pPr>
+          </w:p>
+          <w:p>
+            <w:pPr>
+              <w:spacing w:line="20" w:lineRule="atLeast"/>
+              <w:jc w:val="both"/>
+              <w:rPr>
+                <w:sz w:val="16"/>
+                <w:szCs w:val="16"/>
+              </w:rPr>
+            </w:pPr>
+            <w:r>
+              <w:rPr>
+                <w:sz w:val="16"/>
+                <w:szCs w:val="16"/>
+              </w:rPr>
+              <w:t xml:space="preserve">    ENDIF.</w:t>
+            </w:r>
+          </w:p>
+          <w:p>
+            <w:pPr>
+              <w:spacing w:line="20" w:lineRule="atLeast"/>
+              <w:jc w:val="both"/>
+              <w:rPr>
+                <w:sz w:val="16"/>
+                <w:szCs w:val="16"/>
+              </w:rPr>
+            </w:pPr>
+            <w:r>
+              <w:rPr>
+                <w:sz w:val="16"/>
+                <w:szCs w:val="16"/>
+              </w:rPr>
+              <w:t>ENDFORM.</w:t>
+            </w:r>
+          </w:p>
+        </w:tc>
+      </w:tr>
+    </w:tbl>
     <w:p>
       <w:pPr>
         <w:spacing w:line="20" w:lineRule="atLeast"/>
@@ -5273,6 +7216,7 @@
                 <w:sz w:val="20"/>
                 <w:szCs w:val="20"/>
               </w:rPr>
+              <w:lastRenderedPageBreak/>
               <w:t>1</w:t>
             </w:r>
           </w:p>
@@ -5443,7 +7387,80 @@
           <w:b/>
           <w:color w:val="000000"/>
         </w:rPr>
-        <w:t xml:space="preserve"> Peform criado para atender a logica  par regra Y060  com calculo de 70 dias da data do faturamento. Levando a data sempre para segunda feira seguinte data definida.</w:t>
+        <w:t xml:space="preserve"> </w:t>
+      </w:r>
+      <w:proofErr w:type="spellStart"/>
+      <w:r>
+        <w:rPr>
+          <w:b/>
+          <w:color w:val="000000"/>
+        </w:rPr>
+        <w:t>Peform</w:t>
+      </w:r>
+      <w:proofErr w:type="spellEnd"/>
+      <w:r>
+        <w:rPr>
+          <w:b/>
+          <w:color w:val="000000"/>
+        </w:rPr>
+        <w:t xml:space="preserve"> criado para atender a </w:t>
+      </w:r>
+      <w:proofErr w:type="spellStart"/>
+      <w:proofErr w:type="gramStart"/>
+      <w:r>
+        <w:rPr>
+          <w:b/>
+          <w:color w:val="000000"/>
+        </w:rPr>
+        <w:t>logica</w:t>
+      </w:r>
+      <w:proofErr w:type="spellEnd"/>
+      <w:r>
+        <w:rPr>
+          <w:b/>
+          <w:color w:val="000000"/>
+        </w:rPr>
+        <w:t xml:space="preserve">  par</w:t>
+      </w:r>
+      <w:proofErr w:type="gramEnd"/>
+      <w:r>
+        <w:rPr>
+          <w:b/>
+          <w:color w:val="000000"/>
+        </w:rPr>
+        <w:t xml:space="preserve"> regra Y</w:t>
+      </w:r>
+      <w:proofErr w:type="gramStart"/>
+      <w:r>
+        <w:rPr>
+          <w:b/>
+          <w:color w:val="000000"/>
+        </w:rPr>
+        <w:t>060  com</w:t>
+      </w:r>
+      <w:proofErr w:type="gramEnd"/>
+      <w:r>
+        <w:rPr>
+          <w:b/>
+          <w:color w:val="000000"/>
+        </w:rPr>
+        <w:t xml:space="preserve"> </w:t>
+      </w:r>
+      <w:proofErr w:type="spellStart"/>
+      <w:r>
+        <w:rPr>
+          <w:b/>
+          <w:color w:val="000000"/>
+        </w:rPr>
+        <w:t>calculo</w:t>
+      </w:r>
+      <w:proofErr w:type="spellEnd"/>
+      <w:r>
+        <w:rPr>
+          <w:b/>
+          <w:color w:val="000000"/>
+        </w:rPr>
+        <w:t xml:space="preserve"> de 70 dias da data do faturamento. Levando a data sempre para segunda feira seguinte data definida.</w:t>
       </w:r>
       <w:r>
         <w:rPr>
@@ -5481,12 +7498,37 @@
           <w:color w:val="000000"/>
         </w:rPr>
       </w:pPr>
+      <w:proofErr w:type="spellStart"/>
       <w:r>
         <w:rPr>
           <w:sz w:val="28"/>
           <w:szCs w:val="28"/>
         </w:rPr>
-        <w:t xml:space="preserve">Request de customizing: </w:t>
+        <w:t>Request</w:t>
+      </w:r>
+      <w:proofErr w:type="spellEnd"/>
+      <w:r>
+        <w:rPr>
+          <w:sz w:val="28"/>
+          <w:szCs w:val="28"/>
+        </w:rPr>
+        <w:t xml:space="preserve"> de </w:t>
+      </w:r>
+      <w:proofErr w:type="spellStart"/>
+      <w:r>
+        <w:rPr>
+          <w:sz w:val="28"/>
+          <w:szCs w:val="28"/>
+        </w:rPr>
+        <w:t>customizing</w:t>
+      </w:r>
+      <w:proofErr w:type="spellEnd"/>
+      <w:r>
+        <w:rPr>
+          <w:sz w:val="28"/>
+          <w:szCs w:val="28"/>
+        </w:rPr>
+        <w:t xml:space="preserve">: </w:t>
       </w:r>
       <w:r>
         <w:rPr>
@@ -5551,8 +7593,8 @@
       </w:pPr>
     </w:p>
     <w:sectPr>
-      <w:headerReference w:type="default" r:id="rId27"/>
-      <w:footerReference w:type="default" r:id="rId28"/>
+      <w:headerReference w:type="default" r:id="rId28"/>
+      <w:footerReference w:type="default" r:id="rId29"/>
       <w:pgSz w:w="12240" w:h="15840"/>
       <w:pgMar w:top="862" w:right="900" w:bottom="862" w:left="862" w:header="709" w:footer="709" w:gutter="0"/>
       <w:cols w:space="720"/>
@@ -5564,7 +7606,7 @@
 </file>
 
 <file path=word/endnotes.xml><?xml version="1.0" encoding="utf-8"?>
-<w:endnotes xmlns:wpc="http://schemas.microsoft.com/office/word/2010/wordprocessingCanvas" xmlns:cx="http://schemas.microsoft.com/office/drawing/2014/chartex" xmlns:cx1="http://schemas.microsoft.com/office/drawing/2015/9/8/chartex" xmlns:cx2="http://schemas.microsoft.com/office/drawing/2015/10/21/chartex" xmlns:cx3="http://schemas.microsoft.com/office/drawing/2016/5/9/chartex" xmlns:cx4="http://schemas.microsoft.com/office/drawing/2016/5/10/chartex" xmlns:cx5="http://schemas.microsoft.com/office/drawing/2016/5/11/chartex" xmlns:cx6="http://schemas.microsoft.com/office/drawing/2016/5/12/chartex" xmlns:cx7="http://schemas.microsoft.com/office/drawing/2016/5/13/chartex" xmlns:cx8="http://schemas.microsoft.com/office/drawing/2016/5/14/chartex" xmlns:mc="http://schemas.openxmlformats.org/markup-compatibility/2006" xmlns:aink="http://schemas.microsoft.com/office/drawing/2016/ink" xmlns:am3d="http://schemas.microsoft.com/office/drawing/2017/model3d" xmlns:o="urn:schemas-microsoft-com:office:office" xmlns:oel="http://schemas.microsoft.com/office/2019/extlst" xmlns:r="http://schemas.openxmlformats.org/officeDocument/2006/relationships" xmlns:m="http://schemas.openxmlformats.org/officeDocument/2006/math" xmlns:v="urn:schemas-microsoft-com:vml" xmlns:wp14="http://schemas.microsoft.com/office/word/2010/wordprocessingDrawing" xmlns:wp="http://schemas.openxmlformats.org/drawingml/2006/wordprocessingDrawing" xmlns:w10="urn:schemas-microsoft-com:office:word" xmlns:w="http://schemas.openxmlformats.org/wordprocessingml/2006/main" xmlns:w14="http://schemas.microsoft.com/office/word/2010/wordml" xmlns:w15="http://schemas.microsoft.com/office/word/2012/wordml" xmlns:w16cex="http://schemas.microsoft.com/office/word/2018/wordml/cex" xmlns:w16cid="http://schemas.microsoft.com/office/word/2016/wordml/cid" xmlns:w16="http://schemas.microsoft.com/office/word/2018/wordml" xmlns:w16sdtdh="http://schemas.microsoft.com/office/word/2020/wordml/sdtdatahash" xmlns:w16se="http://schemas.microsoft.com/office/word/2015/wordml/symex" xmlns:wpg="http://schemas.microsoft.com/office/word/2010/wordprocessingGroup" xmlns:wpi="http://schemas.microsoft.com/office/word/2010/wordprocessingInk" xmlns:wne="http://schemas.microsoft.com/office/word/2006/wordml" xmlns:wps="http://schemas.microsoft.com/office/word/2010/wordprocessingShape" mc:Ignorable="w14 w15 w16se w16cid w16 w16cex w16sdtdh wp14">
+<w:endnotes xmlns:wpc="http://schemas.microsoft.com/office/word/2010/wordprocessingCanvas" xmlns:cx="http://schemas.microsoft.com/office/drawing/2014/chartex" xmlns:cx1="http://schemas.microsoft.com/office/drawing/2015/9/8/chartex" xmlns:cx2="http://schemas.microsoft.com/office/drawing/2015/10/21/chartex" xmlns:cx3="http://schemas.microsoft.com/office/drawing/2016/5/9/chartex" xmlns:cx4="http://schemas.microsoft.com/office/drawing/2016/5/10/chartex" xmlns:cx5="http://schemas.microsoft.com/office/drawing/2016/5/11/chartex" xmlns:cx6="http://schemas.microsoft.com/office/drawing/2016/5/12/chartex" xmlns:cx7="http://schemas.microsoft.com/office/drawing/2016/5/13/chartex" xmlns:cx8="http://schemas.microsoft.com/office/drawing/2016/5/14/chartex" xmlns:mc="http://schemas.openxmlformats.org/markup-compatibility/2006" xmlns:aink="http://schemas.microsoft.com/office/drawing/2016/ink" xmlns:am3d="http://schemas.microsoft.com/office/drawing/2017/model3d" xmlns:o="urn:schemas-microsoft-com:office:office" xmlns:oel="http://schemas.microsoft.com/office/2019/extlst" xmlns:r="http://schemas.openxmlformats.org/officeDocument/2006/relationships" xmlns:m="http://schemas.openxmlformats.org/officeDocument/2006/math" xmlns:v="urn:schemas-microsoft-com:vml" xmlns:wp14="http://schemas.microsoft.com/office/word/2010/wordprocessingDrawing" xmlns:wp="http://schemas.openxmlformats.org/drawingml/2006/wordprocessingDrawing" xmlns:w10="urn:schemas-microsoft-com:office:word" xmlns:w="http://schemas.openxmlformats.org/wordprocessingml/2006/main" xmlns:w14="http://schemas.microsoft.com/office/word/2010/wordml" xmlns:w15="http://schemas.microsoft.com/office/word/2012/wordml" xmlns:w16cex="http://schemas.microsoft.com/office/word/2018/wordml/cex" xmlns:w16cid="http://schemas.microsoft.com/office/word/2016/wordml/cid" xmlns:w16="http://schemas.microsoft.com/office/word/2018/wordml" xmlns:w16du="http://schemas.microsoft.com/office/word/2023/wordml/word16du" xmlns:w16sdtdh="http://schemas.microsoft.com/office/word/2020/wordml/sdtdatahash" xmlns:w16sdtfl="http://schemas.microsoft.com/office/word/2024/wordml/sdtformatlock" xmlns:w16se="http://schemas.microsoft.com/office/word/2015/wordml/symex" xmlns:wpg="http://schemas.microsoft.com/office/word/2010/wordprocessingGroup" xmlns:wpi="http://schemas.microsoft.com/office/word/2010/wordprocessingInk" xmlns:wne="http://schemas.microsoft.com/office/word/2006/wordml" xmlns:wps="http://schemas.microsoft.com/office/word/2010/wordprocessingShape" mc:Ignorable="w14 w15 w16se w16cid w16 w16cex w16sdtdh w16sdtfl w16du wp14">
   <w:endnote w:type="separator" w:id="-1">
     <w:p>
       <w:r>
@@ -5583,7 +7625,7 @@
 </file>
 
 <file path=word/footer1.xml><?xml version="1.0" encoding="utf-8"?>
-<w:ftr xmlns:wpc="http://schemas.microsoft.com/office/word/2010/wordprocessingCanvas" xmlns:cx="http://schemas.microsoft.com/office/drawing/2014/chartex" xmlns:cx1="http://schemas.microsoft.com/office/drawing/2015/9/8/chartex" xmlns:cx2="http://schemas.microsoft.com/office/drawing/2015/10/21/chartex" xmlns:cx3="http://schemas.microsoft.com/office/drawing/2016/5/9/chartex" xmlns:cx4="http://schemas.microsoft.com/office/drawing/2016/5/10/chartex" xmlns:cx5="http://schemas.microsoft.com/office/drawing/2016/5/11/chartex" xmlns:cx6="http://schemas.microsoft.com/office/drawing/2016/5/12/chartex" xmlns:cx7="http://schemas.microsoft.com/office/drawing/2016/5/13/chartex" xmlns:cx8="http://schemas.microsoft.com/office/drawing/2016/5/14/chartex" xmlns:mc="http://schemas.openxmlformats.org/markup-compatibility/2006" xmlns:aink="http://schemas.microsoft.com/office/drawing/2016/ink" xmlns:am3d="http://schemas.microsoft.com/office/drawing/2017/model3d" xmlns:o="urn:schemas-microsoft-com:office:office" xmlns:oel="http://schemas.microsoft.com/office/2019/extlst" xmlns:r="http://schemas.openxmlformats.org/officeDocument/2006/relationships" xmlns:m="http://schemas.openxmlformats.org/officeDocument/2006/math" xmlns:v="urn:schemas-microsoft-com:vml" xmlns:wp14="http://schemas.microsoft.com/office/word/2010/wordprocessingDrawing" xmlns:wp="http://schemas.openxmlformats.org/drawingml/2006/wordprocessingDrawing" xmlns:w10="urn:schemas-microsoft-com:office:word" xmlns:w="http://schemas.openxmlformats.org/wordprocessingml/2006/main" xmlns:w14="http://schemas.microsoft.com/office/word/2010/wordml" xmlns:w15="http://schemas.microsoft.com/office/word/2012/wordml" xmlns:w16cex="http://schemas.microsoft.com/office/word/2018/wordml/cex" xmlns:w16cid="http://schemas.microsoft.com/office/word/2016/wordml/cid" xmlns:w16="http://schemas.microsoft.com/office/word/2018/wordml" xmlns:w16sdtdh="http://schemas.microsoft.com/office/word/2020/wordml/sdtdatahash" xmlns:w16se="http://schemas.microsoft.com/office/word/2015/wordml/symex" xmlns:wpg="http://schemas.microsoft.com/office/word/2010/wordprocessingGroup" xmlns:wpi="http://schemas.microsoft.com/office/word/2010/wordprocessingInk" xmlns:wne="http://schemas.microsoft.com/office/word/2006/wordml" xmlns:wps="http://schemas.microsoft.com/office/word/2010/wordprocessingShape" mc:Ignorable="w14 w15 w16se w16cid w16 w16cex w16sdtdh wp14">
+<w:ftr xmlns:wpc="http://schemas.microsoft.com/office/word/2010/wordprocessingCanvas" xmlns:cx="http://schemas.microsoft.com/office/drawing/2014/chartex" xmlns:cx1="http://schemas.microsoft.com/office/drawing/2015/9/8/chartex" xmlns:cx2="http://schemas.microsoft.com/office/drawing/2015/10/21/chartex" xmlns:cx3="http://schemas.microsoft.com/office/drawing/2016/5/9/chartex" xmlns:cx4="http://schemas.microsoft.com/office/drawing/2016/5/10/chartex" xmlns:cx5="http://schemas.microsoft.com/office/drawing/2016/5/11/chartex" xmlns:cx6="http://schemas.microsoft.com/office/drawing/2016/5/12/chartex" xmlns:cx7="http://schemas.microsoft.com/office/drawing/2016/5/13/chartex" xmlns:cx8="http://schemas.microsoft.com/office/drawing/2016/5/14/chartex" xmlns:mc="http://schemas.openxmlformats.org/markup-compatibility/2006" xmlns:aink="http://schemas.microsoft.com/office/drawing/2016/ink" xmlns:am3d="http://schemas.microsoft.com/office/drawing/2017/model3d" xmlns:o="urn:schemas-microsoft-com:office:office" xmlns:oel="http://schemas.microsoft.com/office/2019/extlst" xmlns:r="http://schemas.openxmlformats.org/officeDocument/2006/relationships" xmlns:m="http://schemas.openxmlformats.org/officeDocument/2006/math" xmlns:v="urn:schemas-microsoft-com:vml" xmlns:wp14="http://schemas.microsoft.com/office/word/2010/wordprocessingDrawing" xmlns:wp="http://schemas.openxmlformats.org/drawingml/2006/wordprocessingDrawing" xmlns:w10="urn:schemas-microsoft-com:office:word" xmlns:w="http://schemas.openxmlformats.org/wordprocessingml/2006/main" xmlns:w14="http://schemas.microsoft.com/office/word/2010/wordml" xmlns:w15="http://schemas.microsoft.com/office/word/2012/wordml" xmlns:w16cex="http://schemas.microsoft.com/office/word/2018/wordml/cex" xmlns:w16cid="http://schemas.microsoft.com/office/word/2016/wordml/cid" xmlns:w16="http://schemas.microsoft.com/office/word/2018/wordml" xmlns:w16du="http://schemas.microsoft.com/office/word/2023/wordml/word16du" xmlns:w16sdtdh="http://schemas.microsoft.com/office/word/2020/wordml/sdtdatahash" xmlns:w16sdtfl="http://schemas.microsoft.com/office/word/2024/wordml/sdtformatlock" xmlns:w16se="http://schemas.microsoft.com/office/word/2015/wordml/symex" xmlns:wpg="http://schemas.microsoft.com/office/word/2010/wordprocessingGroup" xmlns:wpi="http://schemas.microsoft.com/office/word/2010/wordprocessingInk" xmlns:wne="http://schemas.microsoft.com/office/word/2006/wordml" xmlns:wps="http://schemas.microsoft.com/office/word/2010/wordprocessingShape" mc:Ignorable="w14 w15 w16se w16cid w16 w16cex w16sdtdh w16sdtfl w16du wp14">
   <w:p>
     <w:pPr>
       <w:pStyle w:val="Rodap"/>
@@ -5667,7 +7709,7 @@
             </wp:anchor>
           </w:drawing>
         </mc:Choice>
-        <mc:Fallback xmlns:w16du="http://schemas.microsoft.com/office/word/2023/wordml/word16du" xmlns:w16sdtfl="http://schemas.microsoft.com/office/word/2024/wordml/sdtformatlock">
+        <mc:Fallback>
           <w:pict>
             <v:shapetype w14:anchorId="7DA2BBF7" id="_x0000_t202" coordsize="21600,21600" o:spt="202" path="m,l,21600r21600,l21600,xe">
               <v:stroke joinstyle="miter"/>
@@ -5717,7 +7759,7 @@
 </file>
 
 <file path=word/footnotes.xml><?xml version="1.0" encoding="utf-8"?>
-<w:footnotes xmlns:wpc="http://schemas.microsoft.com/office/word/2010/wordprocessingCanvas" xmlns:cx="http://schemas.microsoft.com/office/drawing/2014/chartex" xmlns:cx1="http://schemas.microsoft.com/office/drawing/2015/9/8/chartex" xmlns:cx2="http://schemas.microsoft.com/office/drawing/2015/10/21/chartex" xmlns:cx3="http://schemas.microsoft.com/office/drawing/2016/5/9/chartex" xmlns:cx4="http://schemas.microsoft.com/office/drawing/2016/5/10/chartex" xmlns:cx5="http://schemas.microsoft.com/office/drawing/2016/5/11/chartex" xmlns:cx6="http://schemas.microsoft.com/office/drawing/2016/5/12/chartex" xmlns:cx7="http://schemas.microsoft.com/office/drawing/2016/5/13/chartex" xmlns:cx8="http://schemas.microsoft.com/office/drawing/2016/5/14/chartex" xmlns:mc="http://schemas.openxmlformats.org/markup-compatibility/2006" xmlns:aink="http://schemas.microsoft.com/office/drawing/2016/ink" xmlns:am3d="http://schemas.microsoft.com/office/drawing/2017/model3d" xmlns:o="urn:schemas-microsoft-com:office:office" xmlns:oel="http://schemas.microsoft.com/office/2019/extlst" xmlns:r="http://schemas.openxmlformats.org/officeDocument/2006/relationships" xmlns:m="http://schemas.openxmlformats.org/officeDocument/2006/math" xmlns:v="urn:schemas-microsoft-com:vml" xmlns:wp14="http://schemas.microsoft.com/office/word/2010/wordprocessingDrawing" xmlns:wp="http://schemas.openxmlformats.org/drawingml/2006/wordprocessingDrawing" xmlns:w10="urn:schemas-microsoft-com:office:word" xmlns:w="http://schemas.openxmlformats.org/wordprocessingml/2006/main" xmlns:w14="http://schemas.microsoft.com/office/word/2010/wordml" xmlns:w15="http://schemas.microsoft.com/office/word/2012/wordml" xmlns:w16cex="http://schemas.microsoft.com/office/word/2018/wordml/cex" xmlns:w16cid="http://schemas.microsoft.com/office/word/2016/wordml/cid" xmlns:w16="http://schemas.microsoft.com/office/word/2018/wordml" xmlns:w16sdtdh="http://schemas.microsoft.com/office/word/2020/wordml/sdtdatahash" xmlns:w16se="http://schemas.microsoft.com/office/word/2015/wordml/symex" xmlns:wpg="http://schemas.microsoft.com/office/word/2010/wordprocessingGroup" xmlns:wpi="http://schemas.microsoft.com/office/word/2010/wordprocessingInk" xmlns:wne="http://schemas.microsoft.com/office/word/2006/wordml" xmlns:wps="http://schemas.microsoft.com/office/word/2010/wordprocessingShape" mc:Ignorable="w14 w15 w16se w16cid w16 w16cex w16sdtdh wp14">
+<w:footnotes xmlns:wpc="http://schemas.microsoft.com/office/word/2010/wordprocessingCanvas" xmlns:cx="http://schemas.microsoft.com/office/drawing/2014/chartex" xmlns:cx1="http://schemas.microsoft.com/office/drawing/2015/9/8/chartex" xmlns:cx2="http://schemas.microsoft.com/office/drawing/2015/10/21/chartex" xmlns:cx3="http://schemas.microsoft.com/office/drawing/2016/5/9/chartex" xmlns:cx4="http://schemas.microsoft.com/office/drawing/2016/5/10/chartex" xmlns:cx5="http://schemas.microsoft.com/office/drawing/2016/5/11/chartex" xmlns:cx6="http://schemas.microsoft.com/office/drawing/2016/5/12/chartex" xmlns:cx7="http://schemas.microsoft.com/office/drawing/2016/5/13/chartex" xmlns:cx8="http://schemas.microsoft.com/office/drawing/2016/5/14/chartex" xmlns:mc="http://schemas.openxmlformats.org/markup-compatibility/2006" xmlns:aink="http://schemas.microsoft.com/office/drawing/2016/ink" xmlns:am3d="http://schemas.microsoft.com/office/drawing/2017/model3d" xmlns:o="urn:schemas-microsoft-com:office:office" xmlns:oel="http://schemas.microsoft.com/office/2019/extlst" xmlns:r="http://schemas.openxmlformats.org/officeDocument/2006/relationships" xmlns:m="http://schemas.openxmlformats.org/officeDocument/2006/math" xmlns:v="urn:schemas-microsoft-com:vml" xmlns:wp14="http://schemas.microsoft.com/office/word/2010/wordprocessingDrawing" xmlns:wp="http://schemas.openxmlformats.org/drawingml/2006/wordprocessingDrawing" xmlns:w10="urn:schemas-microsoft-com:office:word" xmlns:w="http://schemas.openxmlformats.org/wordprocessingml/2006/main" xmlns:w14="http://schemas.microsoft.com/office/word/2010/wordml" xmlns:w15="http://schemas.microsoft.com/office/word/2012/wordml" xmlns:w16cex="http://schemas.microsoft.com/office/word/2018/wordml/cex" xmlns:w16cid="http://schemas.microsoft.com/office/word/2016/wordml/cid" xmlns:w16="http://schemas.microsoft.com/office/word/2018/wordml" xmlns:w16du="http://schemas.microsoft.com/office/word/2023/wordml/word16du" xmlns:w16sdtdh="http://schemas.microsoft.com/office/word/2020/wordml/sdtdatahash" xmlns:w16sdtfl="http://schemas.microsoft.com/office/word/2024/wordml/sdtformatlock" xmlns:w16se="http://schemas.microsoft.com/office/word/2015/wordml/symex" xmlns:wpg="http://schemas.microsoft.com/office/word/2010/wordprocessingGroup" xmlns:wpi="http://schemas.microsoft.com/office/word/2010/wordprocessingInk" xmlns:wne="http://schemas.microsoft.com/office/word/2006/wordml" xmlns:wps="http://schemas.microsoft.com/office/word/2010/wordprocessingShape" mc:Ignorable="w14 w15 w16se w16cid w16 w16cex w16sdtdh w16sdtfl w16du wp14">
   <w:footnote w:type="separator" w:id="-1">
     <w:p>
       <w:r>
@@ -5736,7 +7778,7 @@
 </file>
 
 <file path=word/header1.xml><?xml version="1.0" encoding="utf-8"?>
-<w:hdr xmlns:wpc="http://schemas.microsoft.com/office/word/2010/wordprocessingCanvas" xmlns:cx="http://schemas.microsoft.com/office/drawing/2014/chartex" xmlns:cx1="http://schemas.microsoft.com/office/drawing/2015/9/8/chartex" xmlns:cx2="http://schemas.microsoft.com/office/drawing/2015/10/21/chartex" xmlns:cx3="http://schemas.microsoft.com/office/drawing/2016/5/9/chartex" xmlns:cx4="http://schemas.microsoft.com/office/drawing/2016/5/10/chartex" xmlns:cx5="http://schemas.microsoft.com/office/drawing/2016/5/11/chartex" xmlns:cx6="http://schemas.microsoft.com/office/drawing/2016/5/12/chartex" xmlns:cx7="http://schemas.microsoft.com/office/drawing/2016/5/13/chartex" xmlns:cx8="http://schemas.microsoft.com/office/drawing/2016/5/14/chartex" xmlns:mc="http://schemas.openxmlformats.org/markup-compatibility/2006" xmlns:aink="http://schemas.microsoft.com/office/drawing/2016/ink" xmlns:am3d="http://schemas.microsoft.com/office/drawing/2017/model3d" xmlns:o="urn:schemas-microsoft-com:office:office" xmlns:oel="http://schemas.microsoft.com/office/2019/extlst" xmlns:r="http://schemas.openxmlformats.org/officeDocument/2006/relationships" xmlns:m="http://schemas.openxmlformats.org/officeDocument/2006/math" xmlns:v="urn:schemas-microsoft-com:vml" xmlns:wp14="http://schemas.microsoft.com/office/word/2010/wordprocessingDrawing" xmlns:wp="http://schemas.openxmlformats.org/drawingml/2006/wordprocessingDrawing" xmlns:w10="urn:schemas-microsoft-com:office:word" xmlns:w="http://schemas.openxmlformats.org/wordprocessingml/2006/main" xmlns:w14="http://schemas.microsoft.com/office/word/2010/wordml" xmlns:w15="http://schemas.microsoft.com/office/word/2012/wordml" xmlns:w16cex="http://schemas.microsoft.com/office/word/2018/wordml/cex" xmlns:w16cid="http://schemas.microsoft.com/office/word/2016/wordml/cid" xmlns:w16="http://schemas.microsoft.com/office/word/2018/wordml" xmlns:w16sdtdh="http://schemas.microsoft.com/office/word/2020/wordml/sdtdatahash" xmlns:w16se="http://schemas.microsoft.com/office/word/2015/wordml/symex" xmlns:wpg="http://schemas.microsoft.com/office/word/2010/wordprocessingGroup" xmlns:wpi="http://schemas.microsoft.com/office/word/2010/wordprocessingInk" xmlns:wne="http://schemas.microsoft.com/office/word/2006/wordml" xmlns:wps="http://schemas.microsoft.com/office/word/2010/wordprocessingShape" mc:Ignorable="w14 w15 w16se w16cid w16 w16cex w16sdtdh wp14">
+<w:hdr xmlns:wpc="http://schemas.microsoft.com/office/word/2010/wordprocessingCanvas" xmlns:cx="http://schemas.microsoft.com/office/drawing/2014/chartex" xmlns:cx1="http://schemas.microsoft.com/office/drawing/2015/9/8/chartex" xmlns:cx2="http://schemas.microsoft.com/office/drawing/2015/10/21/chartex" xmlns:cx3="http://schemas.microsoft.com/office/drawing/2016/5/9/chartex" xmlns:cx4="http://schemas.microsoft.com/office/drawing/2016/5/10/chartex" xmlns:cx5="http://schemas.microsoft.com/office/drawing/2016/5/11/chartex" xmlns:cx6="http://schemas.microsoft.com/office/drawing/2016/5/12/chartex" xmlns:cx7="http://schemas.microsoft.com/office/drawing/2016/5/13/chartex" xmlns:cx8="http://schemas.microsoft.com/office/drawing/2016/5/14/chartex" xmlns:mc="http://schemas.openxmlformats.org/markup-compatibility/2006" xmlns:aink="http://schemas.microsoft.com/office/drawing/2016/ink" xmlns:am3d="http://schemas.microsoft.com/office/drawing/2017/model3d" xmlns:o="urn:schemas-microsoft-com:office:office" xmlns:oel="http://schemas.microsoft.com/office/2019/extlst" xmlns:r="http://schemas.openxmlformats.org/officeDocument/2006/relationships" xmlns:m="http://schemas.openxmlformats.org/officeDocument/2006/math" xmlns:v="urn:schemas-microsoft-com:vml" xmlns:wp14="http://schemas.microsoft.com/office/word/2010/wordprocessingDrawing" xmlns:wp="http://schemas.openxmlformats.org/drawingml/2006/wordprocessingDrawing" xmlns:w10="urn:schemas-microsoft-com:office:word" xmlns:w="http://schemas.openxmlformats.org/wordprocessingml/2006/main" xmlns:w14="http://schemas.microsoft.com/office/word/2010/wordml" xmlns:w15="http://schemas.microsoft.com/office/word/2012/wordml" xmlns:w16cex="http://schemas.microsoft.com/office/word/2018/wordml/cex" xmlns:w16cid="http://schemas.microsoft.com/office/word/2016/wordml/cid" xmlns:w16="http://schemas.microsoft.com/office/word/2018/wordml" xmlns:w16du="http://schemas.microsoft.com/office/word/2023/wordml/word16du" xmlns:w16sdtdh="http://schemas.microsoft.com/office/word/2020/wordml/sdtdatahash" xmlns:w16sdtfl="http://schemas.microsoft.com/office/word/2024/wordml/sdtformatlock" xmlns:w16se="http://schemas.microsoft.com/office/word/2015/wordml/symex" xmlns:wpg="http://schemas.microsoft.com/office/word/2010/wordprocessingGroup" xmlns:wpi="http://schemas.microsoft.com/office/word/2010/wordprocessingInk" xmlns:wne="http://schemas.microsoft.com/office/word/2006/wordml" xmlns:wps="http://schemas.microsoft.com/office/word/2010/wordprocessingShape" mc:Ignorable="w14 w15 w16se w16cid w16 w16cex w16sdtdh w16sdtfl w16du wp14">
   <w:tbl>
     <w:tblPr>
       <w:tblW w:w="10632" w:type="dxa"/>
@@ -6046,7 +8088,7 @@
 </file>
 
 <file path=word/numbering.xml><?xml version="1.0" encoding="utf-8"?>
-<w:numbering xmlns:wpc="http://schemas.microsoft.com/office/word/2010/wordprocessingCanvas" xmlns:cx="http://schemas.microsoft.com/office/drawing/2014/chartex" xmlns:cx1="http://schemas.microsoft.com/office/drawing/2015/9/8/chartex" xmlns:cx2="http://schemas.microsoft.com/office/drawing/2015/10/21/chartex" xmlns:cx3="http://schemas.microsoft.com/office/drawing/2016/5/9/chartex" xmlns:cx4="http://schemas.microsoft.com/office/drawing/2016/5/10/chartex" xmlns:cx5="http://schemas.microsoft.com/office/drawing/2016/5/11/chartex" xmlns:cx6="http://schemas.microsoft.com/office/drawing/2016/5/12/chartex" xmlns:cx7="http://schemas.microsoft.com/office/drawing/2016/5/13/chartex" xmlns:cx8="http://schemas.microsoft.com/office/drawing/2016/5/14/chartex" xmlns:mc="http://schemas.openxmlformats.org/markup-compatibility/2006" xmlns:aink="http://schemas.microsoft.com/office/drawing/2016/ink" xmlns:am3d="http://schemas.microsoft.com/office/drawing/2017/model3d" xmlns:o="urn:schemas-microsoft-com:office:office" xmlns:oel="http://schemas.microsoft.com/office/2019/extlst" xmlns:r="http://schemas.openxmlformats.org/officeDocument/2006/relationships" xmlns:m="http://schemas.openxmlformats.org/officeDocument/2006/math" xmlns:v="urn:schemas-microsoft-com:vml" xmlns:wp14="http://schemas.microsoft.com/office/word/2010/wordprocessingDrawing" xmlns:wp="http://schemas.openxmlformats.org/drawingml/2006/wordprocessingDrawing" xmlns:w10="urn:schemas-microsoft-com:office:word" xmlns:w="http://schemas.openxmlformats.org/wordprocessingml/2006/main" xmlns:w14="http://schemas.microsoft.com/office/word/2010/wordml" xmlns:w15="http://schemas.microsoft.com/office/word/2012/wordml" xmlns:w16cex="http://schemas.microsoft.com/office/word/2018/wordml/cex" xmlns:w16cid="http://schemas.microsoft.com/office/word/2016/wordml/cid" xmlns:w16="http://schemas.microsoft.com/office/word/2018/wordml" xmlns:w16sdtdh="http://schemas.microsoft.com/office/word/2020/wordml/sdtdatahash" xmlns:w16se="http://schemas.microsoft.com/office/word/2015/wordml/symex" xmlns:wpg="http://schemas.microsoft.com/office/word/2010/wordprocessingGroup" xmlns:wpi="http://schemas.microsoft.com/office/word/2010/wordprocessingInk" xmlns:wne="http://schemas.microsoft.com/office/word/2006/wordml" xmlns:wps="http://schemas.microsoft.com/office/word/2010/wordprocessingShape" mc:Ignorable="w14 w15 w16se w16cid w16 w16cex w16sdtdh wp14">
+<w:numbering xmlns:wpc="http://schemas.microsoft.com/office/word/2010/wordprocessingCanvas" xmlns:cx="http://schemas.microsoft.com/office/drawing/2014/chartex" xmlns:cx1="http://schemas.microsoft.com/office/drawing/2015/9/8/chartex" xmlns:cx2="http://schemas.microsoft.com/office/drawing/2015/10/21/chartex" xmlns:cx3="http://schemas.microsoft.com/office/drawing/2016/5/9/chartex" xmlns:cx4="http://schemas.microsoft.com/office/drawing/2016/5/10/chartex" xmlns:cx5="http://schemas.microsoft.com/office/drawing/2016/5/11/chartex" xmlns:cx6="http://schemas.microsoft.com/office/drawing/2016/5/12/chartex" xmlns:cx7="http://schemas.microsoft.com/office/drawing/2016/5/13/chartex" xmlns:cx8="http://schemas.microsoft.com/office/drawing/2016/5/14/chartex" xmlns:mc="http://schemas.openxmlformats.org/markup-compatibility/2006" xmlns:aink="http://schemas.microsoft.com/office/drawing/2016/ink" xmlns:am3d="http://schemas.microsoft.com/office/drawing/2017/model3d" xmlns:o="urn:schemas-microsoft-com:office:office" xmlns:oel="http://schemas.microsoft.com/office/2019/extlst" xmlns:r="http://schemas.openxmlformats.org/officeDocument/2006/relationships" xmlns:m="http://schemas.openxmlformats.org/officeDocument/2006/math" xmlns:v="urn:schemas-microsoft-com:vml" xmlns:wp14="http://schemas.microsoft.com/office/word/2010/wordprocessingDrawing" xmlns:wp="http://schemas.openxmlformats.org/drawingml/2006/wordprocessingDrawing" xmlns:w10="urn:schemas-microsoft-com:office:word" xmlns:w="http://schemas.openxmlformats.org/wordprocessingml/2006/main" xmlns:w14="http://schemas.microsoft.com/office/word/2010/wordml" xmlns:w15="http://schemas.microsoft.com/office/word/2012/wordml" xmlns:w16cex="http://schemas.microsoft.com/office/word/2018/wordml/cex" xmlns:w16cid="http://schemas.microsoft.com/office/word/2016/wordml/cid" xmlns:w16="http://schemas.microsoft.com/office/word/2018/wordml" xmlns:w16du="http://schemas.microsoft.com/office/word/2023/wordml/word16du" xmlns:w16sdtdh="http://schemas.microsoft.com/office/word/2020/wordml/sdtdatahash" xmlns:w16sdtfl="http://schemas.microsoft.com/office/word/2024/wordml/sdtformatlock" xmlns:w16se="http://schemas.microsoft.com/office/word/2015/wordml/symex" xmlns:wpg="http://schemas.microsoft.com/office/word/2010/wordprocessingGroup" xmlns:wpi="http://schemas.microsoft.com/office/word/2010/wordprocessingInk" xmlns:wne="http://schemas.microsoft.com/office/word/2006/wordml" xmlns:wps="http://schemas.microsoft.com/office/word/2010/wordprocessingShape" mc:Ignorable="w14 w15 w16se w16cid w16 w16cex w16sdtdh w16sdtfl w16du wp14">
   <w:numPicBullet w:numPicBulletId="0">
     <w:pict>
       <v:shapetype id="_x0000_t75" coordsize="21600,21600" o:spt="75" o:preferrelative="t" path="m@4@5l@4@11@9@11@9@5xe" filled="f" stroked="f">
@@ -6068,7 +8110,7 @@
         <v:path o:extrusionok="f" gradientshapeok="t" o:connecttype="rect"/>
         <o:lock v:ext="edit" aspectratio="t"/>
       </v:shapetype>
-      <v:shape id="_x0000_i1026" type="#_x0000_t75" style="width:11.4pt;height:11.4pt;visibility:visible;mso-wrap-style:square" o:bullet="t">
+      <v:shape id="_x0000_i1025" type="#_x0000_t75" style="width:11.4pt;height:11.4pt;visibility:visible;mso-wrap-style:square" o:bullet="t">
         <v:imagedata r:id="rId1" o:title=""/>
       </v:shape>
     </w:pict>
@@ -9843,7 +11885,7 @@
 </file>
 
 <file path=word/styles.xml><?xml version="1.0" encoding="utf-8"?>
-<w:styles xmlns:mc="http://schemas.openxmlformats.org/markup-compatibility/2006" xmlns:r="http://schemas.openxmlformats.org/officeDocument/2006/relationships" xmlns:w="http://schemas.openxmlformats.org/wordprocessingml/2006/main" xmlns:w14="http://schemas.microsoft.com/office/word/2010/wordml" xmlns:w15="http://schemas.microsoft.com/office/word/2012/wordml" xmlns:w16cex="http://schemas.microsoft.com/office/word/2018/wordml/cex" xmlns:w16cid="http://schemas.microsoft.com/office/word/2016/wordml/cid" xmlns:w16="http://schemas.microsoft.com/office/word/2018/wordml" xmlns:w16sdtdh="http://schemas.microsoft.com/office/word/2020/wordml/sdtdatahash" xmlns:w16se="http://schemas.microsoft.com/office/word/2015/wordml/symex" mc:Ignorable="w14 w15 w16se w16cid w16 w16cex w16sdtdh">
+<w:styles xmlns:mc="http://schemas.openxmlformats.org/markup-compatibility/2006" xmlns:r="http://schemas.openxmlformats.org/officeDocument/2006/relationships" xmlns:w="http://schemas.openxmlformats.org/wordprocessingml/2006/main" xmlns:w14="http://schemas.microsoft.com/office/word/2010/wordml" xmlns:w15="http://schemas.microsoft.com/office/word/2012/wordml" xmlns:w16cex="http://schemas.microsoft.com/office/word/2018/wordml/cex" xmlns:w16cid="http://schemas.microsoft.com/office/word/2016/wordml/cid" xmlns:w16="http://schemas.microsoft.com/office/word/2018/wordml" xmlns:w16du="http://schemas.microsoft.com/office/word/2023/wordml/word16du" xmlns:w16sdtdh="http://schemas.microsoft.com/office/word/2020/wordml/sdtdatahash" xmlns:w16sdtfl="http://schemas.microsoft.com/office/word/2024/wordml/sdtformatlock" xmlns:w16se="http://schemas.microsoft.com/office/word/2015/wordml/symex" mc:Ignorable="w14 w15 w16se w16cid w16 w16cex w16sdtdh w16sdtfl w16du">
   <w:docDefaults>
     <w:rPrDefault>
       <w:rPr>
@@ -10249,7 +12291,7 @@
     <w:name w:val="heading 1"/>
     <w:basedOn w:val="Normal"/>
     <w:next w:val="Normal"/>
-    <w:link w:val="Ttulo1Carter"/>
+    <w:link w:val="Ttulo1Char"/>
     <w:uiPriority w:val="99"/>
     <w:qFormat/>
     <w:rsid w:val="00665A54"/>
@@ -10271,7 +12313,7 @@
     <w:name w:val="heading 2"/>
     <w:basedOn w:val="Normal"/>
     <w:next w:val="Normal"/>
-    <w:link w:val="Ttulo2Carter"/>
+    <w:link w:val="Ttulo2Char"/>
     <w:uiPriority w:val="99"/>
     <w:qFormat/>
     <w:rsid w:val="00665A54"/>
@@ -10288,7 +12330,7 @@
     <w:name w:val="heading 3"/>
     <w:basedOn w:val="Normal"/>
     <w:next w:val="Normal"/>
-    <w:link w:val="Ttulo3Carter"/>
+    <w:link w:val="Ttulo3Char"/>
     <w:uiPriority w:val="99"/>
     <w:qFormat/>
     <w:rsid w:val="00665A54"/>
@@ -10309,7 +12351,7 @@
     <w:name w:val="heading 4"/>
     <w:basedOn w:val="Normal"/>
     <w:next w:val="Normal"/>
-    <w:link w:val="Ttulo4Carter"/>
+    <w:link w:val="Ttulo4Char"/>
     <w:uiPriority w:val="99"/>
     <w:qFormat/>
     <w:rsid w:val="00665A54"/>
@@ -10329,7 +12371,7 @@
     <w:name w:val="heading 5"/>
     <w:basedOn w:val="Normal"/>
     <w:next w:val="Normal"/>
-    <w:link w:val="Ttulo5Carter"/>
+    <w:link w:val="Ttulo5Char"/>
     <w:unhideWhenUsed/>
     <w:qFormat/>
     <w:rsid w:val="00B02CC1"/>
@@ -10348,7 +12390,7 @@
     <w:name w:val="heading 8"/>
     <w:basedOn w:val="Normal"/>
     <w:next w:val="Normal"/>
-    <w:link w:val="Ttulo8Carter"/>
+    <w:link w:val="Ttulo8Char"/>
     <w:uiPriority w:val="99"/>
     <w:qFormat/>
     <w:rsid w:val="00665A54"/>
@@ -10364,7 +12406,7 @@
       <w:szCs w:val="20"/>
     </w:rPr>
   </w:style>
-  <w:style w:type="character" w:default="1" w:styleId="Tipodeletrapredefinidodopargrafo">
+  <w:style w:type="character" w:default="1" w:styleId="Fontepargpadro">
     <w:name w:val="Default Paragraph Font"/>
     <w:uiPriority w:val="1"/>
     <w:semiHidden/>
@@ -10391,9 +12433,9 @@
     <w:semiHidden/>
     <w:unhideWhenUsed/>
   </w:style>
-  <w:style w:type="character" w:customStyle="1" w:styleId="Ttulo1Carter">
-    <w:name w:val="Título 1 Caráter"/>
-    <w:basedOn w:val="Tipodeletrapredefinidodopargrafo"/>
+  <w:style w:type="character" w:customStyle="1" w:styleId="Ttulo1Char">
+    <w:name w:val="Título 1 Char"/>
+    <w:basedOn w:val="Fontepargpadro"/>
     <w:link w:val="Ttulo1"/>
     <w:uiPriority w:val="99"/>
     <w:locked/>
@@ -10406,9 +12448,9 @@
       <w:szCs w:val="32"/>
     </w:rPr>
   </w:style>
-  <w:style w:type="character" w:customStyle="1" w:styleId="Ttulo2Carter">
-    <w:name w:val="Título 2 Caráter"/>
-    <w:basedOn w:val="Tipodeletrapredefinidodopargrafo"/>
+  <w:style w:type="character" w:customStyle="1" w:styleId="Ttulo2Char">
+    <w:name w:val="Título 2 Char"/>
+    <w:basedOn w:val="Fontepargpadro"/>
     <w:link w:val="Ttulo2"/>
     <w:uiPriority w:val="99"/>
     <w:semiHidden/>
@@ -10424,9 +12466,9 @@
       <w:szCs w:val="28"/>
     </w:rPr>
   </w:style>
-  <w:style w:type="character" w:customStyle="1" w:styleId="Ttulo3Carter">
-    <w:name w:val="Título 3 Caráter"/>
-    <w:basedOn w:val="Tipodeletrapredefinidodopargrafo"/>
+  <w:style w:type="character" w:customStyle="1" w:styleId="Ttulo3Char">
+    <w:name w:val="Título 3 Char"/>
+    <w:basedOn w:val="Fontepargpadro"/>
     <w:link w:val="Ttulo3"/>
     <w:uiPriority w:val="99"/>
     <w:semiHidden/>
@@ -10440,9 +12482,9 @@
       <w:szCs w:val="26"/>
     </w:rPr>
   </w:style>
-  <w:style w:type="character" w:customStyle="1" w:styleId="Ttulo4Carter">
-    <w:name w:val="Título 4 Caráter"/>
-    <w:basedOn w:val="Tipodeletrapredefinidodopargrafo"/>
+  <w:style w:type="character" w:customStyle="1" w:styleId="Ttulo4Char">
+    <w:name w:val="Título 4 Char"/>
+    <w:basedOn w:val="Fontepargpadro"/>
     <w:link w:val="Ttulo4"/>
     <w:uiPriority w:val="99"/>
     <w:semiHidden/>
@@ -10456,9 +12498,9 @@
       <w:szCs w:val="28"/>
     </w:rPr>
   </w:style>
-  <w:style w:type="character" w:customStyle="1" w:styleId="Ttulo8Carter">
-    <w:name w:val="Título 8 Caráter"/>
-    <w:basedOn w:val="Tipodeletrapredefinidodopargrafo"/>
+  <w:style w:type="character" w:customStyle="1" w:styleId="Ttulo8Char">
+    <w:name w:val="Título 8 Char"/>
+    <w:basedOn w:val="Fontepargpadro"/>
     <w:link w:val="Ttulo8"/>
     <w:uiPriority w:val="99"/>
     <w:semiHidden/>
@@ -10472,9 +12514,9 @@
       <w:szCs w:val="24"/>
     </w:rPr>
   </w:style>
-  <w:style w:type="character" w:customStyle="1" w:styleId="CabealhoCarter">
-    <w:name w:val="Cabeçalho Caráter"/>
-    <w:basedOn w:val="Tipodeletrapredefinidodopargrafo"/>
+  <w:style w:type="character" w:customStyle="1" w:styleId="CabealhoChar">
+    <w:name w:val="Cabeçalho Char"/>
+    <w:basedOn w:val="Fontepargpadro"/>
     <w:link w:val="Cabealho"/>
     <w:locked/>
     <w:rsid w:val="00553E06"/>
@@ -10484,9 +12526,9 @@
       <w:szCs w:val="24"/>
     </w:rPr>
   </w:style>
-  <w:style w:type="character" w:customStyle="1" w:styleId="RodapCarter">
-    <w:name w:val="Rodapé Caráter"/>
-    <w:basedOn w:val="Tipodeletrapredefinidodopargrafo"/>
+  <w:style w:type="character" w:customStyle="1" w:styleId="RodapChar">
+    <w:name w:val="Rodapé Char"/>
+    <w:basedOn w:val="Fontepargpadro"/>
     <w:link w:val="Rodap"/>
     <w:uiPriority w:val="99"/>
     <w:semiHidden/>
@@ -10498,9 +12540,9 @@
       <w:szCs w:val="24"/>
     </w:rPr>
   </w:style>
-  <w:style w:type="character" w:customStyle="1" w:styleId="TextodenotaderodapCarter">
-    <w:name w:val="Texto de nota de rodapé Caráter"/>
-    <w:basedOn w:val="Tipodeletrapredefinidodopargrafo"/>
+  <w:style w:type="character" w:customStyle="1" w:styleId="TextodenotaderodapChar">
+    <w:name w:val="Texto de nota de rodapé Char"/>
+    <w:basedOn w:val="Fontepargpadro"/>
     <w:link w:val="Textodenotaderodap"/>
     <w:uiPriority w:val="99"/>
     <w:semiHidden/>
@@ -10514,7 +12556,7 @@
   </w:style>
   <w:style w:type="character" w:customStyle="1" w:styleId="RecuodecorpodetextoChar">
     <w:name w:val="Recuo de corpo de texto Char"/>
-    <w:basedOn w:val="Tipodeletrapredefinidodopargrafo"/>
+    <w:basedOn w:val="Fontepargpadro"/>
     <w:link w:val="Corpodetextorecuado"/>
     <w:uiPriority w:val="99"/>
     <w:semiHidden/>
@@ -10526,10 +12568,10 @@
       <w:szCs w:val="24"/>
     </w:rPr>
   </w:style>
-  <w:style w:type="character" w:customStyle="1" w:styleId="Avanodecorpodetexto2Carter">
-    <w:name w:val="Avanço de corpo de texto 2 Caráter"/>
-    <w:basedOn w:val="Tipodeletrapredefinidodopargrafo"/>
-    <w:link w:val="Avanodecorpodetexto2"/>
+  <w:style w:type="character" w:customStyle="1" w:styleId="Recuodecorpodetexto2Char">
+    <w:name w:val="Recuo de corpo de texto 2 Char"/>
+    <w:basedOn w:val="Fontepargpadro"/>
+    <w:link w:val="Recuodecorpodetexto2"/>
     <w:uiPriority w:val="99"/>
     <w:semiHidden/>
     <w:locked/>
@@ -10540,10 +12582,10 @@
       <w:szCs w:val="24"/>
     </w:rPr>
   </w:style>
-  <w:style w:type="character" w:customStyle="1" w:styleId="Avanodecorpodetexto3Carter">
-    <w:name w:val="Avanço de corpo de texto 3 Caráter"/>
-    <w:basedOn w:val="Tipodeletrapredefinidodopargrafo"/>
-    <w:link w:val="Avanodecorpodetexto3"/>
+  <w:style w:type="character" w:customStyle="1" w:styleId="Recuodecorpodetexto3Char">
+    <w:name w:val="Recuo de corpo de texto 3 Char"/>
+    <w:basedOn w:val="Fontepargpadro"/>
+    <w:link w:val="Recuodecorpodetexto3"/>
     <w:uiPriority w:val="99"/>
     <w:semiHidden/>
     <w:locked/>
@@ -10556,7 +12598,7 @@
   </w:style>
   <w:style w:type="character" w:styleId="Nmerodepgina">
     <w:name w:val="page number"/>
-    <w:basedOn w:val="Tipodeletrapredefinidodopargrafo"/>
+    <w:basedOn w:val="Fontepargpadro"/>
     <w:uiPriority w:val="99"/>
     <w:rsid w:val="00665A54"/>
     <w:rPr>
@@ -10565,7 +12607,7 @@
   </w:style>
   <w:style w:type="character" w:customStyle="1" w:styleId="CorpodetextoChar">
     <w:name w:val="Corpo de texto Char"/>
-    <w:basedOn w:val="Tipodeletrapredefinidodopargrafo"/>
+    <w:basedOn w:val="Fontepargpadro"/>
     <w:link w:val="Corpodotexto"/>
     <w:uiPriority w:val="99"/>
     <w:semiHidden/>
@@ -10579,7 +12621,7 @@
   </w:style>
   <w:style w:type="character" w:customStyle="1" w:styleId="LinkdaInternet">
     <w:name w:val="Link da Internet"/>
-    <w:basedOn w:val="Tipodeletrapredefinidodopargrafo"/>
+    <w:basedOn w:val="Fontepargpadro"/>
     <w:uiPriority w:val="99"/>
     <w:rsid w:val="00155A93"/>
     <w:rPr>
@@ -10590,7 +12632,7 @@
   </w:style>
   <w:style w:type="character" w:styleId="Forte">
     <w:name w:val="Strong"/>
-    <w:basedOn w:val="Tipodeletrapredefinidodopargrafo"/>
+    <w:basedOn w:val="Fontepargpadro"/>
     <w:uiPriority w:val="99"/>
     <w:qFormat/>
     <w:rsid w:val="00155A93"/>
@@ -10676,7 +12718,7 @@
   </w:style>
   <w:style w:type="character" w:customStyle="1" w:styleId="PWCCharMenuArrow">
     <w:name w:val="PWC_Char_MenuArrow"/>
-    <w:basedOn w:val="Tipodeletrapredefinidodopargrafo"/>
+    <w:basedOn w:val="Fontepargpadro"/>
     <w:uiPriority w:val="99"/>
     <w:rsid w:val="009F5F3D"/>
     <w:rPr>
@@ -10686,9 +12728,9 @@
       <w:lang w:val="pt-BR"/>
     </w:rPr>
   </w:style>
-  <w:style w:type="character" w:customStyle="1" w:styleId="TtuloCarter">
-    <w:name w:val="Título Caráter"/>
-    <w:basedOn w:val="Tipodeletrapredefinidodopargrafo"/>
+  <w:style w:type="character" w:customStyle="1" w:styleId="TtuloChar">
+    <w:name w:val="Título Char"/>
+    <w:basedOn w:val="Fontepargpadro"/>
     <w:link w:val="Ttulo"/>
     <w:uiPriority w:val="99"/>
     <w:locked/>
@@ -10701,9 +12743,9 @@
       <w:lang w:val="en-US" w:eastAsia="pt-BR" w:bidi="ar-SA"/>
     </w:rPr>
   </w:style>
-  <w:style w:type="character" w:customStyle="1" w:styleId="TextodebaloCarter">
-    <w:name w:val="Texto de balão Caráter"/>
-    <w:basedOn w:val="Tipodeletrapredefinidodopargrafo"/>
+  <w:style w:type="character" w:customStyle="1" w:styleId="TextodebaloChar">
+    <w:name w:val="Texto de balão Char"/>
+    <w:basedOn w:val="Fontepargpadro"/>
     <w:link w:val="Textodebalo"/>
     <w:uiPriority w:val="99"/>
     <w:locked/>
@@ -10736,9 +12778,9 @@
       <w:shd w:val="clear" w:color="auto" w:fill="FFFFFF"/>
     </w:rPr>
   </w:style>
-  <w:style w:type="character" w:customStyle="1" w:styleId="CitaoIntensaCarter">
-    <w:name w:val="Citação Intensa Caráter"/>
-    <w:basedOn w:val="Tipodeletrapredefinidodopargrafo"/>
+  <w:style w:type="character" w:customStyle="1" w:styleId="CitaoIntensaChar">
+    <w:name w:val="Citação Intensa Char"/>
+    <w:basedOn w:val="Fontepargpadro"/>
     <w:link w:val="CitaoIntensa"/>
     <w:uiPriority w:val="30"/>
     <w:rsid w:val="00B7268B"/>
@@ -10753,7 +12795,7 @@
   </w:style>
   <w:style w:type="character" w:styleId="nfaseIntensa">
     <w:name w:val="Intense Emphasis"/>
-    <w:basedOn w:val="Tipodeletrapredefinidodopargrafo"/>
+    <w:basedOn w:val="Fontepargpadro"/>
     <w:uiPriority w:val="21"/>
     <w:qFormat/>
     <w:rsid w:val="00952330"/>
@@ -10806,7 +12848,7 @@
     <w:name w:val="Title"/>
     <w:basedOn w:val="Normal"/>
     <w:next w:val="Corpodotexto"/>
-    <w:link w:val="TtuloCarter"/>
+    <w:link w:val="TtuloChar"/>
     <w:pPr>
       <w:keepNext/>
       <w:spacing w:before="240" w:after="120"/>
@@ -10860,7 +12902,7 @@
   <w:style w:type="paragraph" w:styleId="Cabealho">
     <w:name w:val="header"/>
     <w:basedOn w:val="Normal"/>
-    <w:link w:val="CabealhoCarter"/>
+    <w:link w:val="CabealhoChar"/>
     <w:rsid w:val="00665A54"/>
     <w:pPr>
       <w:tabs>
@@ -10872,7 +12914,7 @@
   <w:style w:type="paragraph" w:styleId="Rodap">
     <w:name w:val="footer"/>
     <w:basedOn w:val="Normal"/>
-    <w:link w:val="RodapCarter"/>
+    <w:link w:val="RodapChar"/>
     <w:uiPriority w:val="99"/>
     <w:rsid w:val="00665A54"/>
     <w:pPr>
@@ -10885,7 +12927,7 @@
   <w:style w:type="paragraph" w:styleId="Textodenotaderodap">
     <w:name w:val="footnote text"/>
     <w:basedOn w:val="Normal"/>
-    <w:link w:val="TextodenotaderodapCarter"/>
+    <w:link w:val="TextodenotaderodapChar"/>
     <w:uiPriority w:val="99"/>
     <w:semiHidden/>
     <w:rsid w:val="00665A54"/>
@@ -10895,7 +12937,7 @@
       <w:szCs w:val="20"/>
     </w:rPr>
   </w:style>
-  <w:style w:type="paragraph" w:styleId="Listadecont2">
+  <w:style w:type="paragraph" w:styleId="Listadecontinuao2">
     <w:name w:val="List Continue 2"/>
     <w:uiPriority w:val="99"/>
     <w:rsid w:val="00665A54"/>
@@ -10912,7 +12954,7 @@
       <w:lang w:eastAsia="en-US"/>
     </w:rPr>
   </w:style>
-  <w:style w:type="paragraph" w:styleId="Listadecont">
+  <w:style w:type="paragraph" w:styleId="Listadecontinuao">
     <w:name w:val="List Continue"/>
     <w:basedOn w:val="Normal"/>
     <w:uiPriority w:val="99"/>
@@ -10937,10 +12979,10 @@
       <w:sz w:val="20"/>
     </w:rPr>
   </w:style>
-  <w:style w:type="paragraph" w:styleId="Avanodecorpodetexto2">
+  <w:style w:type="paragraph" w:styleId="Recuodecorpodetexto2">
     <w:name w:val="Body Text Indent 2"/>
     <w:basedOn w:val="Normal"/>
-    <w:link w:val="Avanodecorpodetexto2Carter"/>
+    <w:link w:val="Recuodecorpodetexto2Char"/>
     <w:uiPriority w:val="99"/>
     <w:rsid w:val="00665A54"/>
     <w:pPr>
@@ -10951,10 +12993,10 @@
       <w:sz w:val="20"/>
     </w:rPr>
   </w:style>
-  <w:style w:type="paragraph" w:styleId="Avanodecorpodetexto3">
+  <w:style w:type="paragraph" w:styleId="Recuodecorpodetexto3">
     <w:name w:val="Body Text Indent 3"/>
     <w:basedOn w:val="Normal"/>
-    <w:link w:val="Avanodecorpodetexto3Carter"/>
+    <w:link w:val="Recuodecorpodetexto3Char"/>
     <w:uiPriority w:val="99"/>
     <w:rsid w:val="00665A54"/>
     <w:pPr>
@@ -11021,7 +13063,7 @@
   <w:style w:type="paragraph" w:styleId="Textodebalo">
     <w:name w:val="Balloon Text"/>
     <w:basedOn w:val="Normal"/>
-    <w:link w:val="TextodebaloCarter"/>
+    <w:link w:val="TextodebaloChar"/>
     <w:uiPriority w:val="99"/>
     <w:rsid w:val="00137D63"/>
     <w:rPr>
@@ -11034,7 +13076,7 @@
     <w:name w:val="Intense Quote"/>
     <w:basedOn w:val="Normal"/>
     <w:next w:val="Normal"/>
-    <w:link w:val="CitaoIntensaCarter"/>
+    <w:link w:val="CitaoIntensaChar"/>
     <w:uiPriority w:val="30"/>
     <w:qFormat/>
     <w:rsid w:val="00B7268B"/>
@@ -11065,7 +13107,7 @@
     <w:name w:val="Título de tabela"/>
     <w:basedOn w:val="Contedodatabela"/>
   </w:style>
-  <w:style w:type="table" w:styleId="TabelacomGrelha">
+  <w:style w:type="table" w:styleId="Tabelacomgrade">
     <w:name w:val="Table Grid"/>
     <w:basedOn w:val="Tabelanormal"/>
     <w:uiPriority w:val="99"/>
@@ -11087,7 +13129,7 @@
   <w:style w:type="paragraph" w:styleId="Corpodetexto">
     <w:name w:val="Body Text"/>
     <w:basedOn w:val="Normal"/>
-    <w:link w:val="CorpodetextoCarter"/>
+    <w:link w:val="CorpodetextoChar1"/>
     <w:uiPriority w:val="99"/>
     <w:semiHidden/>
     <w:unhideWhenUsed/>
@@ -11097,9 +13139,9 @@
       <w:spacing w:after="120"/>
     </w:pPr>
   </w:style>
-  <w:style w:type="character" w:customStyle="1" w:styleId="CorpodetextoCarter">
-    <w:name w:val="Corpo de texto Caráter"/>
-    <w:basedOn w:val="Tipodeletrapredefinidodopargrafo"/>
+  <w:style w:type="character" w:customStyle="1" w:styleId="CorpodetextoChar1">
+    <w:name w:val="Corpo de texto Char1"/>
+    <w:basedOn w:val="Fontepargpadro"/>
     <w:link w:val="Corpodetexto"/>
     <w:uiPriority w:val="99"/>
     <w:semiHidden/>
@@ -11110,9 +13152,9 @@
       <w:szCs w:val="24"/>
     </w:rPr>
   </w:style>
-  <w:style w:type="character" w:customStyle="1" w:styleId="Ttulo5Carter">
-    <w:name w:val="Título 5 Caráter"/>
-    <w:basedOn w:val="Tipodeletrapredefinidodopargrafo"/>
+  <w:style w:type="character" w:customStyle="1" w:styleId="Ttulo5Char">
+    <w:name w:val="Título 5 Char"/>
+    <w:basedOn w:val="Fontepargpadro"/>
     <w:link w:val="Ttulo5"/>
     <w:rsid w:val="00B02CC1"/>
     <w:rPr>
